--- a/Kim12-2-12-Karbon-Temelli-Enerji-Kaynaklari.docx
+++ b/Kim12-2-12-Karbon-Temelli-Enerji-Kaynaklari.docx
@@ -5028,7 +5028,7 @@
                 <w:szCs w:val="19"/>
                 <w:lang w:val="tr-TR"/>
               </w:rPr>
-              <w:t xml:space="preserve">33,6</w:t>
+              <w:t xml:space="preserve">33,7</w:t>
             </w:r>
           </w:p>
         </w:tc>
@@ -5518,7 +5518,7 @@
                 <w:szCs w:val="19"/>
                 <w:lang w:val="tr-TR"/>
               </w:rPr>
-              <w:t xml:space="preserve">36,1</w:t>
+              <w:t xml:space="preserve">36,2</w:t>
             </w:r>
           </w:p>
         </w:tc>
@@ -5998,7 +5998,7 @@
                 <w:szCs w:val="19"/>
                 <w:lang w:val="tr-TR"/>
               </w:rPr>
-              <w:t xml:space="preserve">37,8</w:t>
+              <w:t xml:space="preserve">37,9</w:t>
             </w:r>
           </w:p>
         </w:tc>
@@ -6158,7 +6158,7 @@
                 <w:szCs w:val="19"/>
                 <w:lang w:val="tr-TR"/>
               </w:rPr>
-              <w:t xml:space="preserve">37,6</w:t>
+              <w:t xml:space="preserve">37,7</w:t>
             </w:r>
           </w:p>
         </w:tc>
@@ -7305,7 +7305,7 @@
                 <w:szCs w:val="19"/>
                 <w:lang w:val="tr-TR"/>
               </w:rPr>
-              <w:t xml:space="preserve">60,1</w:t>
+              <w:t xml:space="preserve">60</w:t>
             </w:r>
           </w:p>
         </w:tc>
@@ -7329,7 +7329,7 @@
                 <w:szCs w:val="19"/>
                 <w:lang w:val="tr-TR"/>
               </w:rPr>
-              <w:t xml:space="preserve">60,1</w:t>
+              <w:t xml:space="preserve">60</w:t>
             </w:r>
           </w:p>
         </w:tc>
@@ -7353,7 +7353,7 @@
                 <w:szCs w:val="19"/>
                 <w:lang w:val="tr-TR"/>
               </w:rPr>
-              <w:t xml:space="preserve">74,1</w:t>
+              <w:t xml:space="preserve">74</w:t>
             </w:r>
           </w:p>
         </w:tc>
@@ -7377,7 +7377,7 @@
                 <w:szCs w:val="19"/>
                 <w:lang w:val="tr-TR"/>
               </w:rPr>
-              <w:t xml:space="preserve">74,1</w:t>
+              <w:t xml:space="preserve">74</w:t>
             </w:r>
           </w:p>
         </w:tc>
@@ -7401,7 +7401,7 @@
                 <w:szCs w:val="19"/>
                 <w:lang w:val="tr-TR"/>
               </w:rPr>
-              <w:t xml:space="preserve">88,2</w:t>
+              <w:t xml:space="preserve">88</w:t>
             </w:r>
           </w:p>
         </w:tc>
@@ -7425,7 +7425,7 @@
                 <w:szCs w:val="19"/>
                 <w:lang w:val="tr-TR"/>
               </w:rPr>
-              <w:t xml:space="preserve">88,2</w:t>
+              <w:t xml:space="preserve">88</w:t>
             </w:r>
           </w:p>
         </w:tc>

--- a/Kim12-2-12-Karbon-Temelli-Enerji-Kaynaklari.docx
+++ b/Kim12-2-12-Karbon-Temelli-Enerji-Kaynaklari.docx
@@ -1063,32 +1063,7 @@
           <w:rFonts w:ascii="Times New Roman" w:hAnsi="Times New Roman" w:cs="Times New Roman"/>
           <w:lang w:val="tr-TR"/>
         </w:rPr>
-        <w:t xml:space="preserve"> Kömür, milyonlarca yıl önce bataklıklarda biriken bitki kalıntılarının üzerinin örtülmesi ve zamanla artan basınç ve sıcaklık etkisiyle dönüşmesi sonucu oluşur. Kalıntılar daha derine gömüldükçe yapılarındaki su ve uçucu maddeler azalır, karbon oranı artar (Tablo A).</w:t>
-      </w:r>
-    </w:p>
-    <w:p>
-      <w:pPr>
-        <w:jc w:val="center"/>
-        <w:rPr>
-          <w:rFonts w:ascii="Times New Roman" w:hAnsi="Times New Roman" w:cs="Times New Roman"/>
-          <w:lang w:val="tr-TR"/>
-        </w:rPr>
-      </w:pPr>
-      <w:r>
-        <w:rPr>
-          <w:rFonts w:ascii="Times New Roman" w:hAnsi="Times New Roman" w:cs="Times New Roman"/>
-          <w:b/>
-          <w:bCs/>
-          <w:lang w:val="tr-TR"/>
-        </w:rPr>
-        <w:t xml:space="preserve">Tablo A:</w:t>
-      </w:r>
-      <w:r>
-        <w:rPr>
-          <w:rFonts w:ascii="Times New Roman" w:hAnsi="Times New Roman" w:cs="Times New Roman"/>
-          <w:lang w:val="tr-TR"/>
-        </w:rPr>
-        <w:t xml:space="preserve"> Kömür türlerinin bazı özellikleri</w:t>
+        <w:t xml:space="preserve"> Kömür, milyonlarca yıl önce bataklıklarda biriken bitki kalıntılarının üzerinin örtülmesi ve zamanla artan basınç ve sıcaklık etkisiyle dönüşmesi sonucu oluşur. Kalıntılar daha derine gömüldükçe yapılarındaki su ve uçucu maddeler azalır, karbon oranı artar. Kömür türlerinin bazı özellikleri aşağıdaki tabloda verilmiştir.</w:t>
       </w:r>
     </w:p>
     <w:tbl>
@@ -2118,7 +2093,7 @@
           <w:rFonts w:ascii="Times New Roman" w:hAnsi="Times New Roman" w:cs="Times New Roman"/>
           <w:lang w:val="tr-TR"/>
         </w:rPr>
-        <w:t xml:space="preserve">Tablo A’daki verileri inceleyerek kömür türlerinin karbon oranları, oluşum derinlikleri, ısıl değerleri ve CO</w:t>
+        <w:t xml:space="preserve">Yukarıdaki tablodaki verileri inceleyerek kömür türlerinin karbon oranları, oluşum derinlikleri, ısıl değerleri ve CO</w:t>
       </w:r>
       <w:r>
         <w:rPr>
@@ -2262,7 +2237,7 @@
           <w:rFonts w:ascii="Times New Roman" w:hAnsi="Times New Roman" w:cs="Times New Roman"/>
           <w:lang w:val="tr-TR"/>
         </w:rPr>
-        <w:t xml:space="preserve"> Bazı hidrokarbonların uzay dolgu modelleri Görsel C’de, yanma ısıları Tablo B’de verilmiştir.</w:t>
+        <w:t xml:space="preserve"> Bazı hidrokarbonların uzay dolgu modelleri ve yanma ısıları aşağıda verilmiştir.</w:t>
       </w:r>
     </w:p>
     <w:p xmlns:a="http://schemas.openxmlformats.org/drawingml/2006/main" xmlns:pic="http://schemas.openxmlformats.org/drawingml/2006/picture">
@@ -2321,18 +2296,9 @@
       <w:r>
         <w:rPr>
           <w:rFonts w:ascii="Times New Roman" w:hAnsi="Times New Roman" w:cs="Times New Roman"/>
-          <w:b/>
-          <w:bCs/>
-          <w:lang w:val="tr-TR"/>
-        </w:rPr>
-        <w:t xml:space="preserve">Görsel C:</w:t>
-      </w:r>
-      <w:r>
-        <w:rPr>
-          <w:rFonts w:ascii="Times New Roman" w:hAnsi="Times New Roman" w:cs="Times New Roman"/>
-          <w:lang w:val="tr-TR"/>
-        </w:rPr>
-        <w:t xml:space="preserve"> Bazı hidrokarbonların uzay dolgu modelleri</w:t>
+          <w:lang w:val="tr-TR"/>
+        </w:rPr>
+        <w:t xml:space="preserve">Bazı hidrokarbonların uzay dolgu modelleri</w:t>
       </w:r>
     </w:p>
     <w:p>
@@ -2360,31 +2326,6 @@
           <w:lang w:val="tr-TR"/>
         </w:rPr>
         <w:t xml:space="preserve">Uzay dolgu modelleri taslaktır (C koyu gri, H açık gri); yayınevi Kimya9/10 tarzında yeniden çizebilir.</w:t>
-      </w:r>
-    </w:p>
-    <w:p>
-      <w:pPr>
-        <w:jc w:val="center"/>
-        <w:rPr>
-          <w:rFonts w:ascii="Times New Roman" w:hAnsi="Times New Roman" w:cs="Times New Roman"/>
-          <w:lang w:val="tr-TR"/>
-        </w:rPr>
-      </w:pPr>
-      <w:r>
-        <w:rPr>
-          <w:rFonts w:ascii="Times New Roman" w:hAnsi="Times New Roman" w:cs="Times New Roman"/>
-          <w:b/>
-          <w:bCs/>
-          <w:lang w:val="tr-TR"/>
-        </w:rPr>
-        <w:t xml:space="preserve">Tablo B:</w:t>
-      </w:r>
-      <w:r>
-        <w:rPr>
-          <w:rFonts w:ascii="Times New Roman" w:hAnsi="Times New Roman" w:cs="Times New Roman"/>
-          <w:lang w:val="tr-TR"/>
-        </w:rPr>
-        <w:t xml:space="preserve"> Bazı hidrokarbonların 1 molü tamamen yandığında açığa çıkan ısı (25 °C; hidrokarbon gaz, oluşan su sıvı)</w:t>
       </w:r>
     </w:p>
     <w:tbl>
@@ -4208,31 +4149,6 @@
         <w:t xml:space="preserve">Kanıt Kartı 3: Alkollerin Yanma Isıları</w:t>
       </w:r>
     </w:p>
-    <w:p>
-      <w:pPr>
-        <w:jc w:val="center"/>
-        <w:rPr>
-          <w:rFonts w:ascii="Times New Roman" w:hAnsi="Times New Roman" w:cs="Times New Roman"/>
-          <w:lang w:val="tr-TR"/>
-        </w:rPr>
-      </w:pPr>
-      <w:r>
-        <w:rPr>
-          <w:rFonts w:ascii="Times New Roman" w:hAnsi="Times New Roman" w:cs="Times New Roman"/>
-          <w:b/>
-          <w:bCs/>
-          <w:lang w:val="tr-TR"/>
-        </w:rPr>
-        <w:t xml:space="preserve">Tablo C:</w:t>
-      </w:r>
-      <w:r>
-        <w:rPr>
-          <w:rFonts w:ascii="Times New Roman" w:hAnsi="Times New Roman" w:cs="Times New Roman"/>
-          <w:lang w:val="tr-TR"/>
-        </w:rPr>
-        <w:t xml:space="preserve"> Bazı alkollerin 1 molü tamamen yandığında açığa çıkan ısı (25 °C; alkol ve oluşan su sıvı)</w:t>
-      </w:r>
-    </w:p>
     <w:tbl>
       <w:tblPr>
         <w:tblW w:w="9000" w:type="dxa"/>
@@ -7003,32 +6919,7 @@
           <w:rFonts w:ascii="Times New Roman" w:hAnsi="Times New Roman" w:cs="Times New Roman"/>
           <w:lang w:val="tr-TR"/>
         </w:rPr>
-        <w:t xml:space="preserve">Okulunuzda deneyi yapma imkânı yoksa aşağıdaki hazır veri setini kullanabilirsiniz.</w:t>
-      </w:r>
-    </w:p>
-    <w:p>
-      <w:pPr>
-        <w:jc w:val="center"/>
-        <w:rPr>
-          <w:rFonts w:ascii="Times New Roman" w:hAnsi="Times New Roman" w:cs="Times New Roman"/>
-          <w:lang w:val="tr-TR"/>
-        </w:rPr>
-      </w:pPr>
-      <w:r>
-        <w:rPr>
-          <w:rFonts w:ascii="Times New Roman" w:hAnsi="Times New Roman" w:cs="Times New Roman"/>
-          <w:b/>
-          <w:bCs/>
-          <w:lang w:val="tr-TR"/>
-        </w:rPr>
-        <w:t xml:space="preserve">Tablo D:</w:t>
-      </w:r>
-      <w:r>
-        <w:rPr>
-          <w:rFonts w:ascii="Times New Roman" w:hAnsi="Times New Roman" w:cs="Times New Roman"/>
-          <w:lang w:val="tr-TR"/>
-        </w:rPr>
-        <w:t xml:space="preserve"> 100,0 g suyun alkol ocağıyla ısıtılması deneyinde elde edilen veriler (her alkolden 0,60 g yakılmıştır)</w:t>
+        <w:t xml:space="preserve">Okulunuzda deneyi yapma imkânı yoksa aşağıdaki hazır veri setini kullanabilirsiniz. Veriler 100,0 g suyun alkol ocağıyla ısıtılması deneyinde her alkolden 0,60 g yakılarak elde edilmiştir.</w:t>
       </w:r>
     </w:p>
     <w:tbl>
@@ -7738,7 +7629,7 @@
           <w:rFonts w:ascii="Times New Roman" w:hAnsi="Times New Roman" w:cs="Times New Roman"/>
           <w:lang w:val="tr-TR"/>
         </w:rPr>
-        <w:t xml:space="preserve">Bulduğunuz değerleri Tablo C’deki değerlerle karşılaştırınız. Deneyde bulunan değerler neden daha küçüktür? İki izomer arasındaki fark ölçümlerinizdeki belirsizlikten büyük müdür? Sonuca güvenebilmek için deneyinizi nasıl iyileştirebileceğinizi yazınız.</w:t>
+        <w:t xml:space="preserve">Bulduğunuz değerleri Kanıt Kartı 3’teki değerlerle karşılaştırınız. Deneyde bulunan değerler neden daha küçüktür? İki izomer arasındaki fark ölçümlerinizdeki belirsizlikten büyük müdür? Sonuca güvenebilmek için deneyinizi nasıl iyileştirebileceğinizi yazınız.</w:t>
       </w:r>
     </w:p>
     <w:p>
@@ -7870,32 +7761,7 @@
           <w:rFonts w:ascii="Times New Roman" w:hAnsi="Times New Roman" w:cs="Times New Roman"/>
           <w:lang w:val="tr-TR"/>
         </w:rPr>
-        <w:t xml:space="preserve"> Tablo E’de bazı yakıtların kimyasal içeriği, açığa çıkardıkları enerji ve emisyonlarına ilişkin veriler verilmiştir.</w:t>
-      </w:r>
-    </w:p>
-    <w:p>
-      <w:pPr>
-        <w:jc w:val="center"/>
-        <w:rPr>
-          <w:rFonts w:ascii="Times New Roman" w:hAnsi="Times New Roman" w:cs="Times New Roman"/>
-          <w:lang w:val="tr-TR"/>
-        </w:rPr>
-      </w:pPr>
-      <w:r>
-        <w:rPr>
-          <w:rFonts w:ascii="Times New Roman" w:hAnsi="Times New Roman" w:cs="Times New Roman"/>
-          <w:b/>
-          <w:bCs/>
-          <w:lang w:val="tr-TR"/>
-        </w:rPr>
-        <w:t xml:space="preserve">Tablo E:</w:t>
-      </w:r>
-      <w:r>
-        <w:rPr>
-          <w:rFonts w:ascii="Times New Roman" w:hAnsi="Times New Roman" w:cs="Times New Roman"/>
-          <w:lang w:val="tr-TR"/>
-        </w:rPr>
-        <w:t xml:space="preserve"> Bazı karbon temelli yakıtların karşılaştırılması</w:t>
+        <w:t xml:space="preserve"> Aşağıdaki tabloda bazı yakıtların kimyasal içeriği, açığa çıkardıkları enerji ve emisyonlarına ilişkin veriler verilmiştir.</w:t>
       </w:r>
     </w:p>
     <w:tbl>
@@ -9247,7 +9113,7 @@
           <w:rFonts w:ascii="Times New Roman" w:hAnsi="Times New Roman" w:cs="Times New Roman"/>
           <w:lang w:val="tr-TR"/>
         </w:rPr>
-        <w:t xml:space="preserve">Tablo E’deki enerji kaynaklarını yanma tepkimeleri sonucunda açığa çıkan enerji miktarı bakımından karşılaştırınız.</w:t>
+        <w:t xml:space="preserve">Tablodaki enerji kaynaklarını yanma tepkimeleri sonucunda açığa çıkan enerji miktarı bakımından karşılaştırınız.</w:t>
       </w:r>
     </w:p>
     <w:p>
@@ -9577,7 +9443,7 @@
           <w:rFonts w:ascii="Times New Roman" w:hAnsi="Times New Roman" w:cs="Times New Roman"/>
           <w:lang w:val="tr-TR"/>
         </w:rPr>
-        <w:t xml:space="preserve"> emisyon değerleri Grafik A’da verilmiştir.</w:t>
+        <w:t xml:space="preserve"> emisyon değerleri aşağıdaki grafikte verilmiştir.</w:t>
       </w:r>
     </w:p>
     <w:p xmlns:a="http://schemas.openxmlformats.org/drawingml/2006/main" xmlns:pic="http://schemas.openxmlformats.org/drawingml/2006/picture">
@@ -9636,18 +9502,9 @@
       <w:r>
         <w:rPr>
           <w:rFonts w:ascii="Times New Roman" w:hAnsi="Times New Roman" w:cs="Times New Roman"/>
-          <w:b/>
-          <w:bCs/>
-          <w:lang w:val="tr-TR"/>
-        </w:rPr>
-        <w:t xml:space="preserve">Grafik A:</w:t>
-      </w:r>
-      <w:r>
-        <w:rPr>
-          <w:rFonts w:ascii="Times New Roman" w:hAnsi="Times New Roman" w:cs="Times New Roman"/>
-          <w:lang w:val="tr-TR"/>
-        </w:rPr>
-        <w:t xml:space="preserve"> Bazı yakıtların yanmasıyla 1 GJ enerji elde edilirken açığa çıkan CO</w:t>
+          <w:lang w:val="tr-TR"/>
+        </w:rPr>
+        <w:t xml:space="preserve">Bazı yakıtların yanmasıyla 1 GJ enerji elde edilirken açığa çıkan CO</w:t>
       </w:r>
       <w:r>
         <w:rPr>
@@ -9738,7 +9595,7 @@
           <w:rFonts w:ascii="Times New Roman" w:hAnsi="Times New Roman" w:cs="Times New Roman"/>
           <w:lang w:val="tr-TR"/>
         </w:rPr>
-        <w:t xml:space="preserve">Önermelerinizi Grafik A’daki bilimsel veriler eşliğinde değerlendiriniz. Hangi önermeleriniz verilerle desteklenmektedir? Hangilerini değiştirmeniz gerekir?</w:t>
+        <w:t xml:space="preserve">Önermelerinizi yukarıdaki grafikteki bilimsel veriler eşliğinde değerlendiriniz. Hangi önermeleriniz verilerle desteklenmektedir? Hangilerini değiştirmeniz gerekir?</w:t>
       </w:r>
     </w:p>
     <w:p>
@@ -10424,7 +10281,7 @@
           <w:rFonts w:ascii="Times New Roman" w:hAnsi="Times New Roman" w:cs="Times New Roman"/>
           <w:lang w:val="tr-TR"/>
         </w:rPr>
-        <w:t xml:space="preserve">• Düz zincirli alkanlarda karbon sayısı arttıkça 1 molün yanmasıyla açığa çıkan ısı düzenli olarak artar (Grafik B). Zincire eklenen her –CH</w:t>
+        <w:t xml:space="preserve">• Düz zincirli alkanlarda karbon sayısı arttıkça 1 molün yanmasıyla açığa çıkan ısı düzenli olarak artar (Grafik A). Zincire eklenen her –CH</w:t>
       </w:r>
       <w:r>
         <w:rPr>
@@ -10502,7 +10359,7 @@
           <w:bCs/>
           <w:lang w:val="tr-TR"/>
         </w:rPr>
-        <w:t xml:space="preserve">Grafik B:</w:t>
+        <w:t xml:space="preserve">Grafik A:</w:t>
       </w:r>
       <w:r>
         <w:rPr>
@@ -10543,7 +10400,7 @@
           <w:rFonts w:ascii="Times New Roman" w:hAnsi="Times New Roman" w:cs="Times New Roman"/>
           <w:lang w:val="tr-TR"/>
         </w:rPr>
-        <w:t xml:space="preserve">• Etanol ile etan-1,2-diolün karşılaştırılmasında gördüğünüz gibi molekülde oksijen atomu sayısı arttıkça açığa çıkan enerji azalır. Oksijen içeren yakıtlar kısmen yükseltgenmiş olduğundan alkollerin 1 gramının yanmasıyla açığa çıkan enerji aynı karbon sayılı alkanlarınkinden azdır (Grafik C).</w:t>
+        <w:t xml:space="preserve">• Etanol ile etan-1,2-diolün karşılaştırılmasında gördüğünüz gibi molekülde oksijen atomu sayısı arttıkça açığa çıkan enerji azalır. Oksijen içeren yakıtlar kısmen yükseltgenmiş olduğundan alkollerin 1 gramının yanmasıyla açığa çıkan enerji aynı karbon sayılı alkanlarınkinden azdır (Grafik B).</w:t>
       </w:r>
     </w:p>
     <w:p xmlns:a="http://schemas.openxmlformats.org/drawingml/2006/main" xmlns:pic="http://schemas.openxmlformats.org/drawingml/2006/picture">
@@ -10606,7 +10463,7 @@
           <w:bCs/>
           <w:lang w:val="tr-TR"/>
         </w:rPr>
-        <w:t xml:space="preserve">Grafik C:</w:t>
+        <w:t xml:space="preserve">Grafik B:</w:t>
       </w:r>
       <w:r>
         <w:rPr>
@@ -10629,7 +10486,7 @@
           <w:rFonts w:ascii="Times New Roman" w:hAnsi="Times New Roman" w:cs="Times New Roman"/>
           <w:lang w:val="tr-TR"/>
         </w:rPr>
-        <w:t xml:space="preserve">Grafik C’de hidrojenin kütlece en fazla enerji veren yakıt olduğu görülmektedir. Hidrojen yandığında yalnızca su oluşur ve karbon dioksit açığa çıkmaz. Bu nedenle hidrojen geleceğin temiz yakıtları arasında değerlendirilir. Ancak günümüzde hidrojenin önemli bir kısmı doğal gazdan üretildiği için üretim sürecinde karbon dioksit oluşmaktadır. Hidrojenin güvenli şekilde depolanması ve taşınması da çözülmesi gereken sorunlar arasındadır. Hidrojenin yenilenebilir enerjiyle sudan üretilmesi bu sorunun çözümüne katkı sağlayabilir.</w:t>
+        <w:t xml:space="preserve">Grafik B’de hidrojenin kütlece en fazla enerji veren yakıt olduğu görülmektedir. Hidrojen yandığında yalnızca su oluşur ve karbon dioksit açığa çıkmaz. Bu nedenle hidrojen geleceğin temiz yakıtları arasında değerlendirilir. Ancak günümüzde hidrojenin önemli bir kısmı doğal gazdan üretildiği için üretim sürecinde karbon dioksit oluşmaktadır. Hidrojenin güvenli şekilde depolanması ve taşınması da çözülmesi gereken sorunlar arasındadır. Hidrojenin yenilenebilir enerjiyle sudan üretilmesi bu sorunun çözümüne katkı sağlayabilir.</w:t>
       </w:r>
     </w:p>
     <w:p>
@@ -10679,7 +10536,22 @@
           <w:rFonts w:ascii="Times New Roman" w:hAnsi="Times New Roman" w:cs="Times New Roman"/>
           <w:lang w:val="tr-TR"/>
         </w:rPr>
-        <w:t xml:space="preserve"> olarak değerlendirilebilir. Etkinlikte Grafik A’daki verilerden aynı miktarda enerji elde edilirken kömürün doğal gaza göre yaklaşık 1,7-1,8 kat daha fazla karbon dioksit açığa çıkardığını gördünüz. Bunun nedeni yakıtın kimyasal içeriğidir: Doğal gazın ana bileşeni olan metanda her karbon atomuna dört hidrojen atomu düşer ve açığa çıkan enerjinin önemli bir kısmı suyun oluşumundan gelir. Kömür ise büyük oranda karbondan oluştuğu için enerjinin neredeyse tamamı karbon dioksitin oluşumundan sağlanır. Bu nedenle yakıttaki hidrojen atomu sayısının karbon atomu sayısına oranı arttıkça birim enerji başına açığa çıkan karbon dioksit miktarı azalır sonucuna ulaşılabilir.</w:t>
+        <w:t xml:space="preserve"> olarak değerlendirilebilir. Analiz ve Keşif Atölyesi 2.12.’deki CO</w:t>
+      </w:r>
+      <w:r>
+        <w:rPr>
+          <w:rFonts w:ascii="Times New Roman" w:hAnsi="Times New Roman" w:cs="Times New Roman"/>
+          <w:vertAlign w:val="subscript"/>
+          <w:lang w:val="tr-TR"/>
+        </w:rPr>
+        <w:t xml:space="preserve">2</w:t>
+      </w:r>
+      <w:r>
+        <w:rPr>
+          <w:rFonts w:ascii="Times New Roman" w:hAnsi="Times New Roman" w:cs="Times New Roman"/>
+          <w:lang w:val="tr-TR"/>
+        </w:rPr>
+        <w:t xml:space="preserve"> emisyon grafiğinde aynı miktarda enerji elde edilirken kömürün doğal gaza göre yaklaşık 1,7-1,8 kat daha fazla karbon dioksit açığa çıkardığını gördünüz. Bunun nedeni yakıtın kimyasal içeriğidir: Doğal gazın ana bileşeni olan metanda her karbon atomuna dört hidrojen atomu düşer ve açığa çıkan enerjinin önemli bir kısmı suyun oluşumundan gelir. Kömür ise büyük oranda karbondan oluştuğu için enerjinin neredeyse tamamı karbon dioksitin oluşumundan sağlanır. Bu nedenle yakıttaki hidrojen atomu sayısının karbon atomu sayısına oranı arttıkça birim enerji başına açığa çıkan karbon dioksit miktarı azalır sonucuna ulaşılabilir.</w:t>
       </w:r>
     </w:p>
     <w:p>
@@ -12806,7 +12678,7 @@
           <w:rFonts w:ascii="Times New Roman" w:hAnsi="Times New Roman" w:cs="Times New Roman"/>
           <w:lang w:val="tr-TR"/>
         </w:rPr>
-        <w:t xml:space="preserve">2. Grafik B’deki örüntüden yararlanarak gaz hâlindeki nonanın (C</w:t>
+        <w:t xml:space="preserve">2. Grafik A’daki örüntüden yararlanarak gaz hâlindeki nonanın (C</w:t>
       </w:r>
       <w:r>
         <w:rPr>
@@ -13571,7 +13443,7 @@
           <w:highlight w:val="yellow"/>
           <w:lang w:val="tr-TR"/>
         </w:rPr>
-        <w:t xml:space="preserve">Tablo B, Tablo C, Grafik B ve Grafik C’deki yanma ısıları NIST/CRC standart oluşum entalpilerinden tarafımızca hesaplanmıştır. Tablo A ve Tablo E’deki ısıl değerler ve CO</w:t>
+        <w:t xml:space="preserve">Analiz ve Keşif Atölyesi 2.12.’deki hidrokarbon ve alkol yanma ısısı tablolarındaki (Kanıt Kartı 2 ve 3) ve Grafik A ile Grafik B’deki yanma ısıları NIST/CRC standart oluşum entalpilerinden tarafımızca hesaplanmıştır. Aynı etkinlikteki kömür türleri ve yakıt karşılaştırma tablolarındaki (Kanıt Kartı 1 ve 4) ısıl değerler ve CO</w:t>
       </w:r>
       <w:r>
         <w:rPr>
@@ -13588,7 +13460,7 @@
           <w:highlight w:val="yellow"/>
           <w:lang w:val="tr-TR"/>
         </w:rPr>
-        <w:t xml:space="preserve"> emisyon değerleri IPCC 2006 varsayılan değerleridir (alt ısıl değer); nem ve karbon oranları tipik aralıklardır. Tablo D’deki deney verileri tarafımızca hesaplanmış öğretim amaçlı verilerdir (ısı kaybı nedeniyle verim yaklaşık %42 alınmıştır).</w:t>
+        <w:t xml:space="preserve"> emisyon değerleri IPCC 2006 varsayılan değerleridir (alt ısıl değer); nem ve karbon oranları tipik aralıklardır. Etkinliğin 3. aşamasındaki hazır veri setinde yer alan deney verileri tarafımızca hesaplanmış öğretim amaçlı verilerdir (ısı kaybı nedeniyle verim yaklaşık %42 alınmıştır).</w:t>
       </w:r>
     </w:p>
     <w:sectPr>

--- a/Kim12-2-12-Karbon-Temelli-Enerji-Kaynaklari.docx
+++ b/Kim12-2-12-Karbon-Temelli-Enerji-Kaynaklari.docx
@@ -72,7 +72,7 @@
                 <w:rFonts w:ascii="Times New Roman" w:hAnsi="Times New Roman" w:cs="Times New Roman"/>
                 <w:lang w:val="tr-TR"/>
               </w:rPr>
-              <w:t xml:space="preserve">GÖRSEL ALANI</w:t>
+              <w:t xml:space="preserve">GÖRSEL ALANI (Shutterstock)</w:t>
             </w:r>
           </w:p>
           <w:p>
@@ -104,23 +104,7 @@
                 <w:rFonts w:ascii="Times New Roman" w:hAnsi="Times New Roman" w:cs="Times New Roman"/>
                 <w:lang w:val="tr-TR"/>
               </w:rPr>
-              <w:t xml:space="preserve">Shutterstock arama: “winter city air pollution smog chimney smoke”</w:t>
-            </w:r>
-          </w:p>
-          <w:p>
-            <w:pPr>
-              <w:jc w:val="both"/>
-              <w:rPr>
-                <w:rFonts w:ascii="Times New Roman" w:hAnsi="Times New Roman" w:cs="Times New Roman"/>
-                <w:lang w:val="tr-TR"/>
-              </w:rPr>
-            </w:pPr>
-            <w:r>
-              <w:rPr>
-                <w:rFonts w:ascii="Times New Roman" w:hAnsi="Times New Roman" w:cs="Times New Roman"/>
-                <w:lang w:val="tr-TR"/>
-              </w:rPr>
-              <w:t xml:space="preserve">Shutter ID: ……………</w:t>
+              <w:t xml:space="preserve">Shutter ID: 2739220279 (fotoğraf) — Smoking chimney releasing smoke</w:t>
             </w:r>
           </w:p>
         </w:tc>
@@ -193,7 +177,7 @@
                 <w:rFonts w:ascii="Times New Roman" w:hAnsi="Times New Roman" w:cs="Times New Roman"/>
                 <w:lang w:val="tr-TR"/>
               </w:rPr>
-              <w:t xml:space="preserve">GÖRSEL ALANI</w:t>
+              <w:t xml:space="preserve">GÖRSEL ALANI (Shutterstock)</w:t>
             </w:r>
           </w:p>
           <w:p>
@@ -225,23 +209,7 @@
                 <w:rFonts w:ascii="Times New Roman" w:hAnsi="Times New Roman" w:cs="Times New Roman"/>
                 <w:lang w:val="tr-TR"/>
               </w:rPr>
-              <w:t xml:space="preserve">Shutterstock arama: “gas stove blue flame coal bucket fuel nozzle”</w:t>
-            </w:r>
-          </w:p>
-          <w:p>
-            <w:pPr>
-              <w:jc w:val="both"/>
-              <w:rPr>
-                <w:rFonts w:ascii="Times New Roman" w:hAnsi="Times New Roman" w:cs="Times New Roman"/>
-                <w:lang w:val="tr-TR"/>
-              </w:rPr>
-            </w:pPr>
-            <w:r>
-              <w:rPr>
-                <w:rFonts w:ascii="Times New Roman" w:hAnsi="Times New Roman" w:cs="Times New Roman"/>
-                <w:lang w:val="tr-TR"/>
-              </w:rPr>
-              <w:t xml:space="preserve">Shutter ID: ……………</w:t>
+              <w:t xml:space="preserve">Shutter ID: 1099246217 (fotoğraf) — Burning blue gas on a gas stove</w:t>
             </w:r>
           </w:p>
         </w:tc>

--- a/Kim12-2-12-Karbon-Temelli-Enerji-Kaynaklari.docx
+++ b/Kim12-2-12-Karbon-Temelli-Enerji-Kaynaklari.docx
@@ -4864,7 +4864,7 @@
                 <w:szCs w:val="19"/>
                 <w:lang w:val="tr-TR"/>
               </w:rPr>
-              <w:t xml:space="preserve">monoalkol, düz zincir</w:t>
+              <w:t xml:space="preserve">monoalkol, düz zincir, –OH zincir ucunda (birincil)</w:t>
             </w:r>
           </w:p>
         </w:tc>
@@ -5024,7 +5024,7 @@
                 <w:szCs w:val="19"/>
                 <w:lang w:val="tr-TR"/>
               </w:rPr>
-              <w:t xml:space="preserve">monoalkol, dallanmış</w:t>
+              <w:t xml:space="preserve">monoalkol, düz zincir, –OH zincir içinde (ikincil)</w:t>
             </w:r>
           </w:p>
         </w:tc>
@@ -5354,7 +5354,7 @@
                 <w:szCs w:val="19"/>
                 <w:lang w:val="tr-TR"/>
               </w:rPr>
-              <w:t xml:space="preserve">monoalkol, düz zincir</w:t>
+              <w:t xml:space="preserve">monoalkol, düz zincir, –OH zincir ucunda (birincil)</w:t>
             </w:r>
           </w:p>
         </w:tc>
@@ -5514,7 +5514,7 @@
                 <w:szCs w:val="19"/>
                 <w:lang w:val="tr-TR"/>
               </w:rPr>
-              <w:t xml:space="preserve">monoalkol, dallanmış</w:t>
+              <w:t xml:space="preserve">monoalkol, düz zincir, –OH zincir içinde (ikincil)</w:t>
             </w:r>
           </w:p>
         </w:tc>
@@ -5674,7 +5674,7 @@
                 <w:szCs w:val="19"/>
                 <w:lang w:val="tr-TR"/>
               </w:rPr>
-              <w:t xml:space="preserve">monoalkol, dallanmış</w:t>
+              <w:t xml:space="preserve">monoalkol, dallanmış zincir (üçüncül)</w:t>
             </w:r>
           </w:p>
         </w:tc>
@@ -5834,7 +5834,7 @@
                 <w:szCs w:val="19"/>
                 <w:lang w:val="tr-TR"/>
               </w:rPr>
-              <w:t xml:space="preserve">monoalkol, düz zincir</w:t>
+              <w:t xml:space="preserve">monoalkol, düz zincir, –OH zincir ucunda (birincil)</w:t>
             </w:r>
           </w:p>
         </w:tc>
@@ -5994,7 +5994,7 @@
                 <w:szCs w:val="19"/>
                 <w:lang w:val="tr-TR"/>
               </w:rPr>
-              <w:t xml:space="preserve">monoalkol, dallanmış</w:t>
+              <w:t xml:space="preserve">monoalkol, düz zincir, –OH zincir içinde (ikincil)</w:t>
             </w:r>
           </w:p>
         </w:tc>
@@ -6075,7 +6075,7 @@
           <w:rFonts w:ascii="Times New Roman" w:hAnsi="Times New Roman" w:cs="Times New Roman"/>
           <w:lang w:val="tr-TR"/>
         </w:rPr>
-        <w:t xml:space="preserve">Alkollerin karbon sayısı, zincir yapısı (düz-dallanmış) ve –OH grubu sayısı (monoalkol-polialkol) ile açığa çıkan ısı arasındaki örüntüleri listeleyiniz.</w:t>
+        <w:t xml:space="preserve">Alkollerin karbon sayısı, zincir yapısı (düz-dallanmış), –OH grubunun konumu (birincil, ikincil, üçüncül) ve –OH grubu sayısı (monoalkol-polialkol) ile açığa çıkan ısı arasındaki örüntüleri listeleyiniz.</w:t>
       </w:r>
     </w:p>
     <w:p>
@@ -7542,7 +7542,62 @@
           <w:rFonts w:ascii="Times New Roman" w:hAnsi="Times New Roman" w:cs="Times New Roman"/>
           <w:lang w:val="tr-TR"/>
         </w:rPr>
-        <w:t xml:space="preserve">Deney verilerinize dayanarak alkollerin düz ve dallanmış zincirli yapıları ile açığa çıkan ısı arasında ilişki kurunuz. Dallanmış alkollerde gözlediğiniz farkı moleküllerin kararlılığıyla ilişkilendirerek açıklayınız.</w:t>
+        <w:t xml:space="preserve">Seçtiğiniz iki alkolün yapı formüllerini çiziniz. Bu alkollerin karbon zinciri dallanmış mıdır, yoksa yalnızca –OH grubunun zincirdeki konumu mu farklıdır? Deney verilerinize dayanarak alkollerin yapısı (–OH grubunun zincirin ucunda ya da içinde bulunması, dallanma) ile açığa çıkan ısı arasında ilişki kurunuz.</w:t>
+      </w:r>
+    </w:p>
+    <w:p>
+      <w:pPr>
+        <w:ind w:left="720"/>
+        <w:jc w:val="both"/>
+        <w:rPr>
+          <w:rFonts w:ascii="Times New Roman" w:hAnsi="Times New Roman" w:cs="Times New Roman"/>
+          <w:lang w:val="tr-TR"/>
+        </w:rPr>
+      </w:pPr>
+      <w:r>
+        <w:rPr>
+          <w:rFonts w:ascii="Times New Roman" w:hAnsi="Times New Roman" w:cs="Times New Roman"/>
+          <w:lang w:val="tr-TR"/>
+        </w:rPr>
+        <w:t xml:space="preserve">……………………………………………………………………………………………</w:t>
+      </w:r>
+    </w:p>
+    <w:p>
+      <w:pPr>
+        <w:ind w:left="720"/>
+        <w:jc w:val="both"/>
+        <w:rPr>
+          <w:rFonts w:ascii="Times New Roman" w:hAnsi="Times New Roman" w:cs="Times New Roman"/>
+          <w:lang w:val="tr-TR"/>
+        </w:rPr>
+      </w:pPr>
+      <w:r>
+        <w:rPr>
+          <w:rFonts w:ascii="Times New Roman" w:hAnsi="Times New Roman" w:cs="Times New Roman"/>
+          <w:lang w:val="tr-TR"/>
+        </w:rPr>
+        <w:t xml:space="preserve">……………………………………………………………………………………………</w:t>
+      </w:r>
+    </w:p>
+    <w:p>
+      <w:pPr>
+        <w:pStyle w:val="ListParagraph"/>
+        <w:numPr>
+          <w:ilvl w:val="0"/>
+          <w:numId w:val="55"/>
+        </w:numPr>
+        <w:jc w:val="both"/>
+        <w:rPr>
+          <w:rFonts w:ascii="Times New Roman" w:hAnsi="Times New Roman" w:cs="Times New Roman"/>
+          <w:lang w:val="tr-TR"/>
+        </w:rPr>
+      </w:pPr>
+      <w:r>
+        <w:rPr>
+          <w:rFonts w:ascii="Times New Roman" w:hAnsi="Times New Roman" w:cs="Times New Roman"/>
+          <w:lang w:val="tr-TR"/>
+        </w:rPr>
+        <w:t xml:space="preserve">Seçtiğiniz alkollerin normal kaynama noktalarını (propan-1-ol 97 °C, propan-2-ol 82 °C; bütan-1-ol 118 °C, bütan-2-ol 99 °C; pentan-1-ol 138 °C, pentan-2-ol 119 °C) karşılaştırarak hangi alkolde moleküller arasındaki hidrojen bağlarının daha güçlü olduğunu belirleyiniz. Yanma ısısında gözlediğiniz farkı moleküllerin kararlılığı ve moleküller arasındaki hidrojen bağlarıyla ilişkilendirerek açıklayınız.</w:t>
       </w:r>
     </w:p>
     <w:p>
@@ -9699,7 +9754,295 @@
           <w:rFonts w:ascii="Times New Roman" w:hAnsi="Times New Roman" w:cs="Times New Roman"/>
           <w:lang w:val="tr-TR"/>
         </w:rPr>
-        <w:t xml:space="preserve">Analiz ve Keşif Atölyesi 2.12.’de yazdığınız denklemlerde kömürün, metanın, oktanın ve etanolün oksijenle tepkimeye girdiğini ve ürün olarak karbon dioksit ile su oluştuğunu gördünüz. Bu tepkimelerin hepsinde ısı açığa çıkar; yani yanma tepkimeleri ekzotermiktir. Yapısında karbon bulunan ve yakıldığında enerji elde edilen maddelere </w:t>
+        <w:t xml:space="preserve">Karbon temelli yakıtlar oksijenle tepkimeye girdiğinde karbon dioksit ve su oluşur ve ısı açığa çıkar; yani yanma tepkimeleri ekzotermiktir. Yapısında karbon bulunan ve yakıldığında enerji elde edilen maddelere </w:t>
+      </w:r>
+      <w:r>
+        <w:rPr>
+          <w:b/>
+          <w:rFonts w:ascii="Times New Roman" w:hAnsi="Times New Roman" w:cs="Times New Roman"/>
+          <w:lang w:val="tr-TR"/>
+        </w:rPr>
+        <w:t xml:space="preserve">karbon temelli enerji kaynakları</w:t>
+      </w:r>
+      <w:r>
+        <w:rPr>
+          <w:rFonts w:ascii="Times New Roman" w:hAnsi="Times New Roman" w:cs="Times New Roman"/>
+          <w:lang w:val="tr-TR"/>
+        </w:rPr>
+        <w:t xml:space="preserve"> denir. Kömür, petrol ve doğal gaz milyonlarca yıl önce yaşamış canlıların kalıntılarından oluştukları için </w:t>
+      </w:r>
+      <w:r>
+        <w:rPr>
+          <w:b/>
+          <w:rFonts w:ascii="Times New Roman" w:hAnsi="Times New Roman" w:cs="Times New Roman"/>
+          <w:lang w:val="tr-TR"/>
+        </w:rPr>
+        <w:t xml:space="preserve">fosil yakıtlar</w:t>
+      </w:r>
+      <w:r>
+        <w:rPr>
+          <w:rFonts w:ascii="Times New Roman" w:hAnsi="Times New Roman" w:cs="Times New Roman"/>
+          <w:lang w:val="tr-TR"/>
+        </w:rPr>
+        <w:t xml:space="preserve"> olarak da adlandırılır. Alkoller ise hem fosil kaynaklardan hem de şeker pancarı, mısır gibi bitkilerden üretilebilir. Doğal gazın bileşenlerinden etanın, benzinin bileşenlerinden heptanın ve bir alkol olan metanolün tam yanma tepkimeleri aşağıda verilmiştir:</w:t>
+      </w:r>
+    </w:p>
+    <w:p>
+      <w:pPr>
+        <w:jc w:val="center"/>
+        <w:rPr>
+          <w:rFonts w:ascii="Times New Roman" w:hAnsi="Times New Roman" w:cs="Times New Roman"/>
+          <w:lang w:val="tr-TR"/>
+        </w:rPr>
+      </w:pPr>
+      <w:r>
+        <w:rPr>
+          <w:rFonts w:ascii="Times New Roman" w:hAnsi="Times New Roman" w:cs="Times New Roman"/>
+          <w:lang w:val="tr-TR"/>
+        </w:rPr>
+        <w:t xml:space="preserve">2C</w:t>
+      </w:r>
+      <w:r>
+        <w:rPr>
+          <w:rFonts w:ascii="Times New Roman" w:hAnsi="Times New Roman" w:cs="Times New Roman"/>
+          <w:lang w:val="tr-TR"/>
+          <w:vertAlign w:val="subscript"/>
+        </w:rPr>
+        <w:t xml:space="preserve">2</w:t>
+      </w:r>
+      <w:r>
+        <w:rPr>
+          <w:rFonts w:ascii="Times New Roman" w:hAnsi="Times New Roman" w:cs="Times New Roman"/>
+          <w:lang w:val="tr-TR"/>
+        </w:rPr>
+        <w:t xml:space="preserve">H</w:t>
+      </w:r>
+      <w:r>
+        <w:rPr>
+          <w:rFonts w:ascii="Times New Roman" w:hAnsi="Times New Roman" w:cs="Times New Roman"/>
+          <w:lang w:val="tr-TR"/>
+          <w:vertAlign w:val="subscript"/>
+        </w:rPr>
+        <w:t xml:space="preserve">6</w:t>
+      </w:r>
+      <w:r>
+        <w:rPr>
+          <w:rFonts w:ascii="Times New Roman" w:hAnsi="Times New Roman" w:cs="Times New Roman"/>
+          <w:lang w:val="tr-TR"/>
+        </w:rPr>
+        <w:t xml:space="preserve">(g) + 7O</w:t>
+      </w:r>
+      <w:r>
+        <w:rPr>
+          <w:rFonts w:ascii="Times New Roman" w:hAnsi="Times New Roman" w:cs="Times New Roman"/>
+          <w:lang w:val="tr-TR"/>
+          <w:vertAlign w:val="subscript"/>
+        </w:rPr>
+        <w:t xml:space="preserve">2</w:t>
+      </w:r>
+      <w:r>
+        <w:rPr>
+          <w:rFonts w:ascii="Times New Roman" w:hAnsi="Times New Roman" w:cs="Times New Roman"/>
+          <w:lang w:val="tr-TR"/>
+        </w:rPr>
+        <w:t xml:space="preserve">(g) → 4CO</w:t>
+      </w:r>
+      <w:r>
+        <w:rPr>
+          <w:rFonts w:ascii="Times New Roman" w:hAnsi="Times New Roman" w:cs="Times New Roman"/>
+          <w:lang w:val="tr-TR"/>
+          <w:vertAlign w:val="subscript"/>
+        </w:rPr>
+        <w:t xml:space="preserve">2</w:t>
+      </w:r>
+      <w:r>
+        <w:rPr>
+          <w:rFonts w:ascii="Times New Roman" w:hAnsi="Times New Roman" w:cs="Times New Roman"/>
+          <w:lang w:val="tr-TR"/>
+        </w:rPr>
+        <w:t xml:space="preserve">(g) + 6H</w:t>
+      </w:r>
+      <w:r>
+        <w:rPr>
+          <w:rFonts w:ascii="Times New Roman" w:hAnsi="Times New Roman" w:cs="Times New Roman"/>
+          <w:lang w:val="tr-TR"/>
+          <w:vertAlign w:val="subscript"/>
+        </w:rPr>
+        <w:t xml:space="preserve">2</w:t>
+      </w:r>
+      <w:r>
+        <w:rPr>
+          <w:rFonts w:ascii="Times New Roman" w:hAnsi="Times New Roman" w:cs="Times New Roman"/>
+          <w:lang w:val="tr-TR"/>
+        </w:rPr>
+        <w:t xml:space="preserve">O(s)        C</w:t>
+      </w:r>
+      <w:r>
+        <w:rPr>
+          <w:rFonts w:ascii="Times New Roman" w:hAnsi="Times New Roman" w:cs="Times New Roman"/>
+          <w:lang w:val="tr-TR"/>
+          <w:vertAlign w:val="subscript"/>
+        </w:rPr>
+        <w:t xml:space="preserve">7</w:t>
+      </w:r>
+      <w:r>
+        <w:rPr>
+          <w:rFonts w:ascii="Times New Roman" w:hAnsi="Times New Roman" w:cs="Times New Roman"/>
+          <w:lang w:val="tr-TR"/>
+        </w:rPr>
+        <w:t xml:space="preserve">H</w:t>
+      </w:r>
+      <w:r>
+        <w:rPr>
+          <w:rFonts w:ascii="Times New Roman" w:hAnsi="Times New Roman" w:cs="Times New Roman"/>
+          <w:lang w:val="tr-TR"/>
+          <w:vertAlign w:val="subscript"/>
+        </w:rPr>
+        <w:t xml:space="preserve">16</w:t>
+      </w:r>
+      <w:r>
+        <w:rPr>
+          <w:rFonts w:ascii="Times New Roman" w:hAnsi="Times New Roman" w:cs="Times New Roman"/>
+          <w:lang w:val="tr-TR"/>
+        </w:rPr>
+        <w:t xml:space="preserve">(s) + 11O</w:t>
+      </w:r>
+      <w:r>
+        <w:rPr>
+          <w:rFonts w:ascii="Times New Roman" w:hAnsi="Times New Roman" w:cs="Times New Roman"/>
+          <w:lang w:val="tr-TR"/>
+          <w:vertAlign w:val="subscript"/>
+        </w:rPr>
+        <w:t xml:space="preserve">2</w:t>
+      </w:r>
+      <w:r>
+        <w:rPr>
+          <w:rFonts w:ascii="Times New Roman" w:hAnsi="Times New Roman" w:cs="Times New Roman"/>
+          <w:lang w:val="tr-TR"/>
+        </w:rPr>
+        <w:t xml:space="preserve">(g) → 7CO</w:t>
+      </w:r>
+      <w:r>
+        <w:rPr>
+          <w:rFonts w:ascii="Times New Roman" w:hAnsi="Times New Roman" w:cs="Times New Roman"/>
+          <w:lang w:val="tr-TR"/>
+          <w:vertAlign w:val="subscript"/>
+        </w:rPr>
+        <w:t xml:space="preserve">2</w:t>
+      </w:r>
+      <w:r>
+        <w:rPr>
+          <w:rFonts w:ascii="Times New Roman" w:hAnsi="Times New Roman" w:cs="Times New Roman"/>
+          <w:lang w:val="tr-TR"/>
+        </w:rPr>
+        <w:t xml:space="preserve">(g) + 8H</w:t>
+      </w:r>
+      <w:r>
+        <w:rPr>
+          <w:rFonts w:ascii="Times New Roman" w:hAnsi="Times New Roman" w:cs="Times New Roman"/>
+          <w:lang w:val="tr-TR"/>
+          <w:vertAlign w:val="subscript"/>
+        </w:rPr>
+        <w:t xml:space="preserve">2</w:t>
+      </w:r>
+      <w:r>
+        <w:rPr>
+          <w:rFonts w:ascii="Times New Roman" w:hAnsi="Times New Roman" w:cs="Times New Roman"/>
+          <w:lang w:val="tr-TR"/>
+        </w:rPr>
+        <w:t xml:space="preserve">O(s)</w:t>
+      </w:r>
+    </w:p>
+    <w:p>
+      <w:pPr>
+        <w:jc w:val="center"/>
+        <w:rPr>
+          <w:rFonts w:ascii="Times New Roman" w:hAnsi="Times New Roman" w:cs="Times New Roman"/>
+          <w:lang w:val="tr-TR"/>
+        </w:rPr>
+      </w:pPr>
+      <w:r>
+        <w:rPr>
+          <w:rFonts w:ascii="Times New Roman" w:hAnsi="Times New Roman" w:cs="Times New Roman"/>
+          <w:lang w:val="tr-TR"/>
+        </w:rPr>
+        <w:t xml:space="preserve">2CH</w:t>
+      </w:r>
+      <w:r>
+        <w:rPr>
+          <w:rFonts w:ascii="Times New Roman" w:hAnsi="Times New Roman" w:cs="Times New Roman"/>
+          <w:lang w:val="tr-TR"/>
+          <w:vertAlign w:val="subscript"/>
+        </w:rPr>
+        <w:t xml:space="preserve">3</w:t>
+      </w:r>
+      <w:r>
+        <w:rPr>
+          <w:rFonts w:ascii="Times New Roman" w:hAnsi="Times New Roman" w:cs="Times New Roman"/>
+          <w:lang w:val="tr-TR"/>
+        </w:rPr>
+        <w:t xml:space="preserve">OH(s) + 3O</w:t>
+      </w:r>
+      <w:r>
+        <w:rPr>
+          <w:rFonts w:ascii="Times New Roman" w:hAnsi="Times New Roman" w:cs="Times New Roman"/>
+          <w:lang w:val="tr-TR"/>
+          <w:vertAlign w:val="subscript"/>
+        </w:rPr>
+        <w:t xml:space="preserve">2</w:t>
+      </w:r>
+      <w:r>
+        <w:rPr>
+          <w:rFonts w:ascii="Times New Roman" w:hAnsi="Times New Roman" w:cs="Times New Roman"/>
+          <w:lang w:val="tr-TR"/>
+        </w:rPr>
+        <w:t xml:space="preserve">(g) → 2CO</w:t>
+      </w:r>
+      <w:r>
+        <w:rPr>
+          <w:rFonts w:ascii="Times New Roman" w:hAnsi="Times New Roman" w:cs="Times New Roman"/>
+          <w:lang w:val="tr-TR"/>
+          <w:vertAlign w:val="subscript"/>
+        </w:rPr>
+        <w:t xml:space="preserve">2</w:t>
+      </w:r>
+      <w:r>
+        <w:rPr>
+          <w:rFonts w:ascii="Times New Roman" w:hAnsi="Times New Roman" w:cs="Times New Roman"/>
+          <w:lang w:val="tr-TR"/>
+        </w:rPr>
+        <w:t xml:space="preserve">(g) + 4H</w:t>
+      </w:r>
+      <w:r>
+        <w:rPr>
+          <w:rFonts w:ascii="Times New Roman" w:hAnsi="Times New Roman" w:cs="Times New Roman"/>
+          <w:lang w:val="tr-TR"/>
+          <w:vertAlign w:val="subscript"/>
+        </w:rPr>
+        <w:t xml:space="preserve">2</w:t>
+      </w:r>
+      <w:r>
+        <w:rPr>
+          <w:rFonts w:ascii="Times New Roman" w:hAnsi="Times New Roman" w:cs="Times New Roman"/>
+          <w:lang w:val="tr-TR"/>
+        </w:rPr>
+        <w:t xml:space="preserve">O(s)</w:t>
+      </w:r>
+    </w:p>
+    <w:p>
+      <w:pPr>
+        <w:jc w:val="both"/>
+        <w:rPr>
+          <w:rFonts w:ascii="Times New Roman" w:hAnsi="Times New Roman" w:cs="Times New Roman"/>
+          <w:lang w:val="tr-TR"/>
+        </w:rPr>
+      </w:pPr>
+      <w:r>
+        <w:rPr>
+          <w:rFonts w:ascii="Times New Roman" w:hAnsi="Times New Roman" w:cs="Times New Roman"/>
+          <w:lang w:val="tr-TR"/>
+        </w:rPr>
+        <w:t xml:space="preserve">Yeterli oksijen bulunduğunda gerçekleşen bu tepkimelere </w:t>
       </w:r>
       <w:r>
         <w:rPr>
@@ -9708,14 +10051,14 @@
           <w:bCs/>
           <w:lang w:val="tr-TR"/>
         </w:rPr>
-        <w:t xml:space="preserve">karbon temelli enerji kaynakları</w:t>
-      </w:r>
-      <w:r>
-        <w:rPr>
-          <w:rFonts w:ascii="Times New Roman" w:hAnsi="Times New Roman" w:cs="Times New Roman"/>
-          <w:lang w:val="tr-TR"/>
-        </w:rPr>
-        <w:t xml:space="preserve"> denir. Kömür, petrol ve doğal gaz milyonlarca yıl önce yaşamış canlıların kalıntılarından oluştukları için </w:t>
+        <w:t xml:space="preserve">tam yanma</w:t>
+      </w:r>
+      <w:r>
+        <w:rPr>
+          <w:rFonts w:ascii="Times New Roman" w:hAnsi="Times New Roman" w:cs="Times New Roman"/>
+          <w:lang w:val="tr-TR"/>
+        </w:rPr>
+        <w:t xml:space="preserve"> denir. Ortamda oksijen yetersiz olduğunda ise karbon monoksit (CO) ve is (karbon tanecikleri) oluşur; bu duruma </w:t>
       </w:r>
       <w:r>
         <w:rPr>
@@ -9724,36 +10067,44 @@
           <w:bCs/>
           <w:lang w:val="tr-TR"/>
         </w:rPr>
-        <w:t xml:space="preserve">fosil yakıtlar</w:t>
-      </w:r>
-      <w:r>
-        <w:rPr>
-          <w:rFonts w:ascii="Times New Roman" w:hAnsi="Times New Roman" w:cs="Times New Roman"/>
-          <w:lang w:val="tr-TR"/>
-        </w:rPr>
-        <w:t xml:space="preserve"> olarak da adlandırılır. Alkoller ise hem fosil kaynaklardan hem de şeker pancarı, mısır gibi bitkilerden üretilebilir.</w:t>
+        <w:t xml:space="preserve">eksik yanma</w:t>
+      </w:r>
+      <w:r>
+        <w:rPr>
+          <w:rFonts w:ascii="Times New Roman" w:hAnsi="Times New Roman" w:cs="Times New Roman"/>
+          <w:lang w:val="tr-TR"/>
+        </w:rPr>
+        <w:t xml:space="preserve"> denir. Karbon monoksit renksiz ve kokusuz, çok zehirli bir gazdır. Kapalı ortamlarda verimsiz yanan soba ve şofbenler karbon monoksit zehirlenmelerine yol açabilir.</w:t>
       </w:r>
     </w:p>
     <w:p>
       <w:pPr>
-        <w:jc w:val="center"/>
-        <w:rPr>
-          <w:rFonts w:ascii="Times New Roman" w:hAnsi="Times New Roman" w:cs="Times New Roman"/>
-          <w:lang w:val="tr-TR"/>
-        </w:rPr>
-      </w:pPr>
-      <w:r>
-        <w:rPr>
-          <w:rFonts w:ascii="Times New Roman" w:hAnsi="Times New Roman" w:cs="Times New Roman"/>
-          <w:lang w:val="tr-TR"/>
-        </w:rPr>
-        <w:t xml:space="preserve">C(k) + O</w:t>
-      </w:r>
-      <w:r>
-        <w:rPr>
-          <w:rFonts w:ascii="Times New Roman" w:hAnsi="Times New Roman" w:cs="Times New Roman"/>
+        <w:jc w:val="both"/>
+        <w:rPr>
+          <w:rFonts w:ascii="Times New Roman" w:hAnsi="Times New Roman" w:cs="Times New Roman"/>
+          <w:lang w:val="tr-TR"/>
+        </w:rPr>
+      </w:pPr>
+      <w:r>
+        <w:rPr>
+          <w:b/>
+          <w:rFonts w:ascii="Times New Roman" w:hAnsi="Times New Roman" w:cs="Times New Roman"/>
+          <w:lang w:val="tr-TR"/>
+        </w:rPr>
+        <w:t xml:space="preserve">Kömür:</w:t>
+      </w:r>
+      <w:r>
+        <w:rPr>
+          <w:rFonts w:ascii="Times New Roman" w:hAnsi="Times New Roman" w:cs="Times New Roman"/>
+          <w:lang w:val="tr-TR"/>
+        </w:rPr>
+        <w:t xml:space="preserve"> Kömürleşme süreci ilerledikçe kömürün kalitesi artar; ancak Türkiye’deki kömür rezervlerinin büyük bölümünü nem ve kül oranı yüksek, ısıl değeri düşük olan linyit oluşturur. Taşkömürü yatakları ise Zonguldak ve çevresinde bulunur. Kömürün yapısındaki kükürt yanma sırasında kükürt dioksite dönüşür: S(k) + O</w:t>
+      </w:r>
+      <w:r>
+        <w:rPr>
+          <w:rFonts w:ascii="Times New Roman" w:hAnsi="Times New Roman" w:cs="Times New Roman"/>
+          <w:lang w:val="tr-TR"/>
           <w:vertAlign w:val="subscript"/>
-          <w:lang w:val="tr-TR"/>
         </w:rPr>
         <w:t xml:space="preserve">2</w:t>
       </w:r>
@@ -9762,13 +10113,13 @@
           <w:rFonts w:ascii="Times New Roman" w:hAnsi="Times New Roman" w:cs="Times New Roman"/>
           <w:lang w:val="tr-TR"/>
         </w:rPr>
-        <w:t xml:space="preserve">(g) → CO</w:t>
-      </w:r>
-      <w:r>
-        <w:rPr>
-          <w:rFonts w:ascii="Times New Roman" w:hAnsi="Times New Roman" w:cs="Times New Roman"/>
+        <w:t xml:space="preserve">(g) → SO</w:t>
+      </w:r>
+      <w:r>
+        <w:rPr>
+          <w:rFonts w:ascii="Times New Roman" w:hAnsi="Times New Roman" w:cs="Times New Roman"/>
+          <w:lang w:val="tr-TR"/>
           <w:vertAlign w:val="subscript"/>
-          <w:lang w:val="tr-TR"/>
         </w:rPr>
         <w:t xml:space="preserve">2</w:t>
       </w:r>
@@ -9777,28 +10128,28 @@
           <w:rFonts w:ascii="Times New Roman" w:hAnsi="Times New Roman" w:cs="Times New Roman"/>
           <w:lang w:val="tr-TR"/>
         </w:rPr>
-        <w:t xml:space="preserve">(g)        CH</w:t>
-      </w:r>
-      <w:r>
-        <w:rPr>
-          <w:rFonts w:ascii="Times New Roman" w:hAnsi="Times New Roman" w:cs="Times New Roman"/>
+        <w:t xml:space="preserve">(g). Yüksek alev sıcaklığında havadaki azot ve oksijen de tepkimeye girerek azot oksitleri oluşturur: N</w:t>
+      </w:r>
+      <w:r>
+        <w:rPr>
+          <w:rFonts w:ascii="Times New Roman" w:hAnsi="Times New Roman" w:cs="Times New Roman"/>
+          <w:lang w:val="tr-TR"/>
           <w:vertAlign w:val="subscript"/>
-          <w:lang w:val="tr-TR"/>
-        </w:rPr>
-        <w:t xml:space="preserve">4</w:t>
-      </w:r>
-      <w:r>
-        <w:rPr>
-          <w:rFonts w:ascii="Times New Roman" w:hAnsi="Times New Roman" w:cs="Times New Roman"/>
-          <w:lang w:val="tr-TR"/>
-        </w:rPr>
-        <w:t xml:space="preserve">(g) + 2O</w:t>
-      </w:r>
-      <w:r>
-        <w:rPr>
-          <w:rFonts w:ascii="Times New Roman" w:hAnsi="Times New Roman" w:cs="Times New Roman"/>
+        </w:rPr>
+        <w:t xml:space="preserve">2</w:t>
+      </w:r>
+      <w:r>
+        <w:rPr>
+          <w:rFonts w:ascii="Times New Roman" w:hAnsi="Times New Roman" w:cs="Times New Roman"/>
+          <w:lang w:val="tr-TR"/>
+        </w:rPr>
+        <w:t xml:space="preserve">(g) + O</w:t>
+      </w:r>
+      <w:r>
+        <w:rPr>
+          <w:rFonts w:ascii="Times New Roman" w:hAnsi="Times New Roman" w:cs="Times New Roman"/>
+          <w:lang w:val="tr-TR"/>
           <w:vertAlign w:val="subscript"/>
-          <w:lang w:val="tr-TR"/>
         </w:rPr>
         <w:t xml:space="preserve">2</w:t>
       </w:r>
@@ -9807,13 +10158,13 @@
           <w:rFonts w:ascii="Times New Roman" w:hAnsi="Times New Roman" w:cs="Times New Roman"/>
           <w:lang w:val="tr-TR"/>
         </w:rPr>
-        <w:t xml:space="preserve">(g) → CO</w:t>
-      </w:r>
-      <w:r>
-        <w:rPr>
-          <w:rFonts w:ascii="Times New Roman" w:hAnsi="Times New Roman" w:cs="Times New Roman"/>
+        <w:t xml:space="preserve">(g) → 2NO(g); 2NO(g) + O</w:t>
+      </w:r>
+      <w:r>
+        <w:rPr>
+          <w:rFonts w:ascii="Times New Roman" w:hAnsi="Times New Roman" w:cs="Times New Roman"/>
+          <w:lang w:val="tr-TR"/>
           <w:vertAlign w:val="subscript"/>
-          <w:lang w:val="tr-TR"/>
         </w:rPr>
         <w:t xml:space="preserve">2</w:t>
       </w:r>
@@ -9822,13 +10173,13 @@
           <w:rFonts w:ascii="Times New Roman" w:hAnsi="Times New Roman" w:cs="Times New Roman"/>
           <w:lang w:val="tr-TR"/>
         </w:rPr>
-        <w:t xml:space="preserve">(g) + 2H</w:t>
-      </w:r>
-      <w:r>
-        <w:rPr>
-          <w:rFonts w:ascii="Times New Roman" w:hAnsi="Times New Roman" w:cs="Times New Roman"/>
+        <w:t xml:space="preserve">(g) → 2NO</w:t>
+      </w:r>
+      <w:r>
+        <w:rPr>
+          <w:rFonts w:ascii="Times New Roman" w:hAnsi="Times New Roman" w:cs="Times New Roman"/>
+          <w:lang w:val="tr-TR"/>
           <w:vertAlign w:val="subscript"/>
-          <w:lang w:val="tr-TR"/>
         </w:rPr>
         <w:t xml:space="preserve">2</w:t>
       </w:r>
@@ -9837,173 +10188,32 @@
           <w:rFonts w:ascii="Times New Roman" w:hAnsi="Times New Roman" w:cs="Times New Roman"/>
           <w:lang w:val="tr-TR"/>
         </w:rPr>
-        <w:t xml:space="preserve">O(s)</w:t>
+        <w:t xml:space="preserve">(g).</w:t>
       </w:r>
     </w:p>
     <w:p>
       <w:pPr>
-        <w:jc w:val="center"/>
-        <w:rPr>
-          <w:rFonts w:ascii="Times New Roman" w:hAnsi="Times New Roman" w:cs="Times New Roman"/>
-          <w:lang w:val="tr-TR"/>
-        </w:rPr>
-      </w:pPr>
-      <w:r>
-        <w:rPr>
-          <w:rFonts w:ascii="Times New Roman" w:hAnsi="Times New Roman" w:cs="Times New Roman"/>
-          <w:lang w:val="tr-TR"/>
-        </w:rPr>
-        <w:t xml:space="preserve">2C</w:t>
-      </w:r>
-      <w:r>
-        <w:rPr>
-          <w:rFonts w:ascii="Times New Roman" w:hAnsi="Times New Roman" w:cs="Times New Roman"/>
-          <w:vertAlign w:val="subscript"/>
-          <w:lang w:val="tr-TR"/>
-        </w:rPr>
-        <w:t xml:space="preserve">8</w:t>
-      </w:r>
-      <w:r>
-        <w:rPr>
-          <w:rFonts w:ascii="Times New Roman" w:hAnsi="Times New Roman" w:cs="Times New Roman"/>
-          <w:lang w:val="tr-TR"/>
-        </w:rPr>
-        <w:t xml:space="preserve">H</w:t>
-      </w:r>
-      <w:r>
-        <w:rPr>
-          <w:rFonts w:ascii="Times New Roman" w:hAnsi="Times New Roman" w:cs="Times New Roman"/>
-          <w:vertAlign w:val="subscript"/>
-          <w:lang w:val="tr-TR"/>
-        </w:rPr>
-        <w:t xml:space="preserve">18</w:t>
-      </w:r>
-      <w:r>
-        <w:rPr>
-          <w:rFonts w:ascii="Times New Roman" w:hAnsi="Times New Roman" w:cs="Times New Roman"/>
-          <w:lang w:val="tr-TR"/>
-        </w:rPr>
-        <w:t xml:space="preserve">(s) + 25O</w:t>
-      </w:r>
-      <w:r>
-        <w:rPr>
-          <w:rFonts w:ascii="Times New Roman" w:hAnsi="Times New Roman" w:cs="Times New Roman"/>
-          <w:vertAlign w:val="subscript"/>
-          <w:lang w:val="tr-TR"/>
-        </w:rPr>
-        <w:t xml:space="preserve">2</w:t>
-      </w:r>
-      <w:r>
-        <w:rPr>
-          <w:rFonts w:ascii="Times New Roman" w:hAnsi="Times New Roman" w:cs="Times New Roman"/>
-          <w:lang w:val="tr-TR"/>
-        </w:rPr>
-        <w:t xml:space="preserve">(g) → 16CO</w:t>
-      </w:r>
-      <w:r>
-        <w:rPr>
-          <w:rFonts w:ascii="Times New Roman" w:hAnsi="Times New Roman" w:cs="Times New Roman"/>
-          <w:vertAlign w:val="subscript"/>
-          <w:lang w:val="tr-TR"/>
-        </w:rPr>
-        <w:t xml:space="preserve">2</w:t>
-      </w:r>
-      <w:r>
-        <w:rPr>
-          <w:rFonts w:ascii="Times New Roman" w:hAnsi="Times New Roman" w:cs="Times New Roman"/>
-          <w:lang w:val="tr-TR"/>
-        </w:rPr>
-        <w:t xml:space="preserve">(g) + 18H</w:t>
-      </w:r>
-      <w:r>
-        <w:rPr>
-          <w:rFonts w:ascii="Times New Roman" w:hAnsi="Times New Roman" w:cs="Times New Roman"/>
-          <w:vertAlign w:val="subscript"/>
-          <w:lang w:val="tr-TR"/>
-        </w:rPr>
-        <w:t xml:space="preserve">2</w:t>
-      </w:r>
-      <w:r>
-        <w:rPr>
-          <w:rFonts w:ascii="Times New Roman" w:hAnsi="Times New Roman" w:cs="Times New Roman"/>
-          <w:lang w:val="tr-TR"/>
-        </w:rPr>
-        <w:t xml:space="preserve">O(s)        C</w:t>
-      </w:r>
-      <w:r>
-        <w:rPr>
-          <w:rFonts w:ascii="Times New Roman" w:hAnsi="Times New Roman" w:cs="Times New Roman"/>
-          <w:vertAlign w:val="subscript"/>
-          <w:lang w:val="tr-TR"/>
-        </w:rPr>
-        <w:t xml:space="preserve">2</w:t>
-      </w:r>
-      <w:r>
-        <w:rPr>
-          <w:rFonts w:ascii="Times New Roman" w:hAnsi="Times New Roman" w:cs="Times New Roman"/>
-          <w:lang w:val="tr-TR"/>
-        </w:rPr>
-        <w:t xml:space="preserve">H</w:t>
-      </w:r>
-      <w:r>
-        <w:rPr>
-          <w:rFonts w:ascii="Times New Roman" w:hAnsi="Times New Roman" w:cs="Times New Roman"/>
-          <w:vertAlign w:val="subscript"/>
-          <w:lang w:val="tr-TR"/>
-        </w:rPr>
-        <w:t xml:space="preserve">5</w:t>
-      </w:r>
-      <w:r>
-        <w:rPr>
-          <w:rFonts w:ascii="Times New Roman" w:hAnsi="Times New Roman" w:cs="Times New Roman"/>
-          <w:lang w:val="tr-TR"/>
-        </w:rPr>
-        <w:t xml:space="preserve">OH(s) + 3O</w:t>
-      </w:r>
-      <w:r>
-        <w:rPr>
-          <w:rFonts w:ascii="Times New Roman" w:hAnsi="Times New Roman" w:cs="Times New Roman"/>
-          <w:vertAlign w:val="subscript"/>
-          <w:lang w:val="tr-TR"/>
-        </w:rPr>
-        <w:t xml:space="preserve">2</w:t>
-      </w:r>
-      <w:r>
-        <w:rPr>
-          <w:rFonts w:ascii="Times New Roman" w:hAnsi="Times New Roman" w:cs="Times New Roman"/>
-          <w:lang w:val="tr-TR"/>
-        </w:rPr>
-        <w:t xml:space="preserve">(g) → 2CO</w:t>
-      </w:r>
-      <w:r>
-        <w:rPr>
-          <w:rFonts w:ascii="Times New Roman" w:hAnsi="Times New Roman" w:cs="Times New Roman"/>
-          <w:vertAlign w:val="subscript"/>
-          <w:lang w:val="tr-TR"/>
-        </w:rPr>
-        <w:t xml:space="preserve">2</w:t>
-      </w:r>
-      <w:r>
-        <w:rPr>
-          <w:rFonts w:ascii="Times New Roman" w:hAnsi="Times New Roman" w:cs="Times New Roman"/>
-          <w:lang w:val="tr-TR"/>
-        </w:rPr>
-        <w:t xml:space="preserve">(g) + 3H</w:t>
-      </w:r>
-      <w:r>
-        <w:rPr>
-          <w:rFonts w:ascii="Times New Roman" w:hAnsi="Times New Roman" w:cs="Times New Roman"/>
-          <w:vertAlign w:val="subscript"/>
-          <w:lang w:val="tr-TR"/>
-        </w:rPr>
-        <w:t xml:space="preserve">2</w:t>
-      </w:r>
-      <w:r>
-        <w:rPr>
-          <w:rFonts w:ascii="Times New Roman" w:hAnsi="Times New Roman" w:cs="Times New Roman"/>
-          <w:lang w:val="tr-TR"/>
-        </w:rPr>
-        <w:t xml:space="preserve">O(s)</w:t>
+        <w:jc w:val="both"/>
+        <w:rPr>
+          <w:rFonts w:ascii="Times New Roman" w:hAnsi="Times New Roman" w:cs="Times New Roman"/>
+          <w:lang w:val="tr-TR"/>
+        </w:rPr>
+      </w:pPr>
+      <w:r>
+        <w:rPr>
+          <w:rFonts w:ascii="Times New Roman" w:hAnsi="Times New Roman" w:cs="Times New Roman"/>
+          <w:b/>
+          <w:bCs/>
+          <w:lang w:val="tr-TR"/>
+        </w:rPr>
+        <w:t xml:space="preserve">Petrol:</w:t>
+      </w:r>
+      <w:r>
+        <w:rPr>
+          <w:rFonts w:ascii="Times New Roman" w:hAnsi="Times New Roman" w:cs="Times New Roman"/>
+          <w:lang w:val="tr-TR"/>
+        </w:rPr>
+        <w:t xml:space="preserve"> Ham petrol, büyük bölümü alkanlar, sikloalkanlar ve aromatik hidrokarbonlardan oluşan bir karışımdır. Rafinerilerde ayrımsal damıtma ile kaynama noktası aralıklarına göre bileşenlerine ayrılır. Benzin 5-12 karbonlu hidrokarbonlardan oluşan bir karışımdır. Benzinin kalitesi oktan sayısı ile ifade edilir. Bazı yakıtlar motor silindirinde istenen andan önce kendiliğinden tutuşur ve “vuruntu” adı verilen bu durum motorun verimini düşürür ve motora zarar verir. Vuruntuya karşı direnci çok yüksek olan 2,2,4-trimetilpentanın (izooktan) oktan sayısı 100, çok düşük olan heptanın oktan sayısı 0 kabul edilmiştir. Örneğin oktan sayısı 95 olan bir benzin, hacimce %95 izooktan ve %5 heptandan oluşan karışım kadar vuruntuya dayanıklıdır. Dallanmış zincirli alkanlar düz zincirli izomerlerine göre daha yüksek oktan sayısına sahiptir.</w:t>
       </w:r>
     </w:p>
     <w:p>
@@ -10017,41 +10227,18 @@
       <w:r>
         <w:rPr>
           <w:rFonts w:ascii="Times New Roman" w:hAnsi="Times New Roman" w:cs="Times New Roman"/>
-          <w:lang w:val="tr-TR"/>
-        </w:rPr>
-        <w:t xml:space="preserve">Yeterli oksijen bulunduğunda gerçekleşen bu tepkimelere </w:t>
-      </w:r>
-      <w:r>
-        <w:rPr>
-          <w:rFonts w:ascii="Times New Roman" w:hAnsi="Times New Roman" w:cs="Times New Roman"/>
           <w:b/>
           <w:bCs/>
           <w:lang w:val="tr-TR"/>
         </w:rPr>
-        <w:t xml:space="preserve">tam yanma</w:t>
-      </w:r>
-      <w:r>
-        <w:rPr>
-          <w:rFonts w:ascii="Times New Roman" w:hAnsi="Times New Roman" w:cs="Times New Roman"/>
-          <w:lang w:val="tr-TR"/>
-        </w:rPr>
-        <w:t xml:space="preserve"> denir. Ortamda oksijen yetersiz olduğunda ise karbon monoksit (CO) ve is (karbon tanecikleri) oluşur; bu duruma </w:t>
-      </w:r>
-      <w:r>
-        <w:rPr>
-          <w:rFonts w:ascii="Times New Roman" w:hAnsi="Times New Roman" w:cs="Times New Roman"/>
-          <w:b/>
-          <w:bCs/>
-          <w:lang w:val="tr-TR"/>
-        </w:rPr>
-        <w:t xml:space="preserve">eksik yanma</w:t>
-      </w:r>
-      <w:r>
-        <w:rPr>
-          <w:rFonts w:ascii="Times New Roman" w:hAnsi="Times New Roman" w:cs="Times New Roman"/>
-          <w:lang w:val="tr-TR"/>
-        </w:rPr>
-        <w:t xml:space="preserve"> denir. Karbon monoksit renksiz ve kokusuz, çok zehirli bir gazdır. Kapalı ortamlarda verimsiz yanan soba ve şofbenler karbon monoksit zehirlenmelerine yol açabilir.</w:t>
+        <w:t xml:space="preserve">Doğal gaz:</w:t>
+      </w:r>
+      <w:r>
+        <w:rPr>
+          <w:rFonts w:ascii="Times New Roman" w:hAnsi="Times New Roman" w:cs="Times New Roman"/>
+          <w:lang w:val="tr-TR"/>
+        </w:rPr>
+        <w:t xml:space="preserve"> Doğal gazın büyük bölümü metandır; az miktarda etan, propan ve bütan da içerir. Doğal gaz kullanıma sunulmadan önce yapısındaki kükürt bileşikleri arıtılır. Kokusuz olduğu için sızıntıların fark edilebilmesi amacıyla doğal gaza keskin kokulu kükürtlü bileşikler eklenir. Karadeniz’de keşfedilen Sakarya Gaz Sahası’ndan 2023 yılında üretime başlanmıştır.</w:t>
       </w:r>
     </w:p>
     <w:p>
@@ -10065,178 +10252,13 @@
       <w:r>
         <w:rPr>
           <w:rFonts w:ascii="Times New Roman" w:hAnsi="Times New Roman" w:cs="Times New Roman"/>
-          <w:b/>
-          <w:bCs/>
-          <w:lang w:val="tr-TR"/>
-        </w:rPr>
-        <w:t xml:space="preserve">Kömür:</w:t>
-      </w:r>
-      <w:r>
-        <w:rPr>
-          <w:rFonts w:ascii="Times New Roman" w:hAnsi="Times New Roman" w:cs="Times New Roman"/>
-          <w:lang w:val="tr-TR"/>
-        </w:rPr>
-        <w:t xml:space="preserve"> Etkinlikteki Kanıt Kartı 1’de bitki kalıntılarının daha derine gömüldükçe sırasıyla turba, linyit, alt bitümlü kömür, bitümlü kömür (taşkömürü) ve antrasite dönüştüğünü gördünüz. Bu süreçte kömürün nem oranı azalır, karbon oranı ve 1 kg kömürün yanmasıyla açığa çıkan enerji artar. Türkiye’deki kömür rezervlerinin büyük bölümünü linyit oluşturur; taşkömürü yatakları ise Zonguldak ve çevresinde bulunur. Kömürün yapısındaki kükürt yanma sırasında kükürt dioksite dönüşür: S(k) + O</w:t>
-      </w:r>
-      <w:r>
-        <w:rPr>
-          <w:rFonts w:ascii="Times New Roman" w:hAnsi="Times New Roman" w:cs="Times New Roman"/>
-          <w:vertAlign w:val="subscript"/>
-          <w:lang w:val="tr-TR"/>
-        </w:rPr>
-        <w:t xml:space="preserve">2</w:t>
-      </w:r>
-      <w:r>
-        <w:rPr>
-          <w:rFonts w:ascii="Times New Roman" w:hAnsi="Times New Roman" w:cs="Times New Roman"/>
-          <w:lang w:val="tr-TR"/>
-        </w:rPr>
-        <w:t xml:space="preserve">(g) → SO</w:t>
-      </w:r>
-      <w:r>
-        <w:rPr>
-          <w:rFonts w:ascii="Times New Roman" w:hAnsi="Times New Roman" w:cs="Times New Roman"/>
-          <w:vertAlign w:val="subscript"/>
-          <w:lang w:val="tr-TR"/>
-        </w:rPr>
-        <w:t xml:space="preserve">2</w:t>
-      </w:r>
-      <w:r>
-        <w:rPr>
-          <w:rFonts w:ascii="Times New Roman" w:hAnsi="Times New Roman" w:cs="Times New Roman"/>
-          <w:lang w:val="tr-TR"/>
-        </w:rPr>
-        <w:t xml:space="preserve">(g). Yüksek alev sıcaklığında havadaki azot ve oksijen de tepkimeye girerek azot oksitleri oluşturur: N</w:t>
-      </w:r>
-      <w:r>
-        <w:rPr>
-          <w:rFonts w:ascii="Times New Roman" w:hAnsi="Times New Roman" w:cs="Times New Roman"/>
-          <w:vertAlign w:val="subscript"/>
-          <w:lang w:val="tr-TR"/>
-        </w:rPr>
-        <w:t xml:space="preserve">2</w:t>
-      </w:r>
-      <w:r>
-        <w:rPr>
-          <w:rFonts w:ascii="Times New Roman" w:hAnsi="Times New Roman" w:cs="Times New Roman"/>
-          <w:lang w:val="tr-TR"/>
-        </w:rPr>
-        <w:t xml:space="preserve">(g) + O</w:t>
-      </w:r>
-      <w:r>
-        <w:rPr>
-          <w:rFonts w:ascii="Times New Roman" w:hAnsi="Times New Roman" w:cs="Times New Roman"/>
-          <w:vertAlign w:val="subscript"/>
-          <w:lang w:val="tr-TR"/>
-        </w:rPr>
-        <w:t xml:space="preserve">2</w:t>
-      </w:r>
-      <w:r>
-        <w:rPr>
-          <w:rFonts w:ascii="Times New Roman" w:hAnsi="Times New Roman" w:cs="Times New Roman"/>
-          <w:lang w:val="tr-TR"/>
-        </w:rPr>
-        <w:t xml:space="preserve">(g) → 2NO(g); 2NO(g) + O</w:t>
-      </w:r>
-      <w:r>
-        <w:rPr>
-          <w:rFonts w:ascii="Times New Roman" w:hAnsi="Times New Roman" w:cs="Times New Roman"/>
-          <w:vertAlign w:val="subscript"/>
-          <w:lang w:val="tr-TR"/>
-        </w:rPr>
-        <w:t xml:space="preserve">2</w:t>
-      </w:r>
-      <w:r>
-        <w:rPr>
-          <w:rFonts w:ascii="Times New Roman" w:hAnsi="Times New Roman" w:cs="Times New Roman"/>
-          <w:lang w:val="tr-TR"/>
-        </w:rPr>
-        <w:t xml:space="preserve">(g) → 2NO</w:t>
-      </w:r>
-      <w:r>
-        <w:rPr>
-          <w:rFonts w:ascii="Times New Roman" w:hAnsi="Times New Roman" w:cs="Times New Roman"/>
-          <w:vertAlign w:val="subscript"/>
-          <w:lang w:val="tr-TR"/>
-        </w:rPr>
-        <w:t xml:space="preserve">2</w:t>
-      </w:r>
-      <w:r>
-        <w:rPr>
-          <w:rFonts w:ascii="Times New Roman" w:hAnsi="Times New Roman" w:cs="Times New Roman"/>
-          <w:lang w:val="tr-TR"/>
-        </w:rPr>
-        <w:t xml:space="preserve">(g).</w:t>
+          <w:lang w:val="tr-TR"/>
+        </w:rPr>
+        <w:t xml:space="preserve">Yanma ısılarının yakıtın yapısıyla ilişkisi bazı örüntülerle özetlenebilir:</w:t>
       </w:r>
     </w:p>
     <w:p>
       <w:pPr>
-        <w:jc w:val="both"/>
-        <w:rPr>
-          <w:rFonts w:ascii="Times New Roman" w:hAnsi="Times New Roman" w:cs="Times New Roman"/>
-          <w:lang w:val="tr-TR"/>
-        </w:rPr>
-      </w:pPr>
-      <w:r>
-        <w:rPr>
-          <w:rFonts w:ascii="Times New Roman" w:hAnsi="Times New Roman" w:cs="Times New Roman"/>
-          <w:b/>
-          <w:bCs/>
-          <w:lang w:val="tr-TR"/>
-        </w:rPr>
-        <w:t xml:space="preserve">Petrol:</w:t>
-      </w:r>
-      <w:r>
-        <w:rPr>
-          <w:rFonts w:ascii="Times New Roman" w:hAnsi="Times New Roman" w:cs="Times New Roman"/>
-          <w:lang w:val="tr-TR"/>
-        </w:rPr>
-        <w:t xml:space="preserve"> Ham petrol, büyük bölümü alkanlar, sikloalkanlar ve aromatik hidrokarbonlardan oluşan bir karışımdır. Rafinerilerde ayrımsal damıtma ile kaynama noktası aralıklarına göre bileşenlerine ayrılır. Benzin 5-12 karbonlu hidrokarbonlardan oluşan bir karışımdır. Benzinin kalitesi oktan sayısı ile ifade edilir. Bazı yakıtlar motor silindirinde istenen andan önce kendiliğinden tutuşur ve “vuruntu” adı verilen bu durum motorun verimini düşürür ve motora zarar verir. Vuruntuya karşı direnci çok yüksek olan 2,2,4-trimetilpentanın (izooktan) oktan sayısı 100, çok düşük olan heptanın oktan sayısı 0 kabul edilmiştir. Örneğin oktan sayısı 95 olan bir benzin, hacimce %95 izooktan ve %5 heptandan oluşan karışım kadar vuruntuya dayanıklıdır. Dallanmış zincirli alkanlar düz zincirli izomerlerine göre daha yüksek oktan sayısına sahiptir.</w:t>
-      </w:r>
-    </w:p>
-    <w:p>
-      <w:pPr>
-        <w:jc w:val="both"/>
-        <w:rPr>
-          <w:rFonts w:ascii="Times New Roman" w:hAnsi="Times New Roman" w:cs="Times New Roman"/>
-          <w:lang w:val="tr-TR"/>
-        </w:rPr>
-      </w:pPr>
-      <w:r>
-        <w:rPr>
-          <w:rFonts w:ascii="Times New Roman" w:hAnsi="Times New Roman" w:cs="Times New Roman"/>
-          <w:b/>
-          <w:bCs/>
-          <w:lang w:val="tr-TR"/>
-        </w:rPr>
-        <w:t xml:space="preserve">Doğal gaz:</w:t>
-      </w:r>
-      <w:r>
-        <w:rPr>
-          <w:rFonts w:ascii="Times New Roman" w:hAnsi="Times New Roman" w:cs="Times New Roman"/>
-          <w:lang w:val="tr-TR"/>
-        </w:rPr>
-        <w:t xml:space="preserve"> Doğal gazın büyük bölümü metandır; az miktarda etan, propan ve bütan da içerir. Doğal gaz kullanıma sunulmadan önce yapısındaki kükürt bileşikleri arıtılır. Kokusuz olduğu için sızıntıların fark edilebilmesi amacıyla doğal gaza keskin kokulu kükürtlü bileşikler eklenir. Karadeniz’de keşfedilen Sakarya Gaz Sahası’ndan 2023 yılında üretime başlanmıştır.</w:t>
-      </w:r>
-    </w:p>
-    <w:p>
-      <w:pPr>
-        <w:jc w:val="both"/>
-        <w:rPr>
-          <w:rFonts w:ascii="Times New Roman" w:hAnsi="Times New Roman" w:cs="Times New Roman"/>
-          <w:lang w:val="tr-TR"/>
-        </w:rPr>
-      </w:pPr>
-      <w:r>
-        <w:rPr>
-          <w:rFonts w:ascii="Times New Roman" w:hAnsi="Times New Roman" w:cs="Times New Roman"/>
-          <w:lang w:val="tr-TR"/>
-        </w:rPr>
-        <w:t xml:space="preserve">Kanıt kartlarındaki verilerden karbon temelli enerji kaynaklarının yanma ısılarına ilişkin bazı örüntüler çıkarılabilir:</w:t>
-      </w:r>
-    </w:p>
-    <w:p>
-      <w:pPr>
         <w:ind w:left="360"/>
         <w:jc w:val="both"/>
         <w:rPr>
@@ -10249,13 +10271,13 @@
           <w:rFonts w:ascii="Times New Roman" w:hAnsi="Times New Roman" w:cs="Times New Roman"/>
           <w:lang w:val="tr-TR"/>
         </w:rPr>
-        <w:t xml:space="preserve">• Düz zincirli alkanlarda karbon sayısı arttıkça 1 molün yanmasıyla açığa çıkan ısı düzenli olarak artar (Grafik A). Zincire eklenen her –CH</w:t>
-      </w:r>
-      <w:r>
-        <w:rPr>
-          <w:rFonts w:ascii="Times New Roman" w:hAnsi="Times New Roman" w:cs="Times New Roman"/>
+        <w:t xml:space="preserve">• Aynı seriden olan düz zincirli bileşiklerde karbon sayısı arttıkça 1 molün yanmasıyla açığa çıkan ısı düzenli olarak artar. Grafik A’da düz zincirli alk-1-enler için görüldüğü gibi zincire eklenen her –CH</w:t>
+      </w:r>
+      <w:r>
+        <w:rPr>
+          <w:rFonts w:ascii="Times New Roman" w:hAnsi="Times New Roman" w:cs="Times New Roman"/>
+          <w:lang w:val="tr-TR"/>
           <w:vertAlign w:val="subscript"/>
-          <w:lang w:val="tr-TR"/>
         </w:rPr>
         <w:t xml:space="preserve">2</w:t>
       </w:r>
@@ -10264,7 +10286,7 @@
           <w:rFonts w:ascii="Times New Roman" w:hAnsi="Times New Roman" w:cs="Times New Roman"/>
           <w:lang w:val="tr-TR"/>
         </w:rPr>
-        <w:t xml:space="preserve">– grubu yanma ısısını yaklaşık 658 kJ/mol artırır. Aynı örüntü alkollerde de görülür.</w:t>
+        <w:t xml:space="preserve">– grubu yanma ısısını yaklaşık 658 kJ/mol artırır. Aynı örüntü alkanlarda ve alkollerde de görülür.</w:t>
       </w:r>
     </w:p>
     <w:p xmlns:a="http://schemas.openxmlformats.org/drawingml/2006/main" xmlns:pic="http://schemas.openxmlformats.org/drawingml/2006/picture">
@@ -10278,8 +10300,8 @@
       <w:r>
         <w:drawing>
           <wp:inline distT="0" distB="0" distL="0" distR="0">
-            <wp:extent cx="4320000" cy="2646720"/>
-            <wp:docPr id="900005" name="Grafik 900005" descr="Alkanların yanma ısısı"/>
+            <wp:extent cx="4320000" cy="2592000"/>
+            <wp:docPr id="900005" name="Grafik 900005" descr="Alk-1-enlerin yanma ısısı"/>
             <wp:cNvGraphicFramePr>
               <a:graphicFrameLocks noChangeAspect="1"/>
             </wp:cNvGraphicFramePr>
@@ -10299,7 +10321,7 @@
                   <pic:spPr>
                     <a:xfrm>
                       <a:off x="0" y="0"/>
-                      <a:ext cx="4320000" cy="2646720"/>
+                      <a:ext cx="4320000" cy="2592000"/>
                     </a:xfrm>
                     <a:prstGeom prst="rect">
                       <a:avLst/>
@@ -10322,9 +10344,8 @@
       </w:pPr>
       <w:r>
         <w:rPr>
-          <w:rFonts w:ascii="Times New Roman" w:hAnsi="Times New Roman" w:cs="Times New Roman"/>
           <w:b/>
-          <w:bCs/>
+          <w:rFonts w:ascii="Times New Roman" w:hAnsi="Times New Roman" w:cs="Times New Roman"/>
           <w:lang w:val="tr-TR"/>
         </w:rPr>
         <w:t xml:space="preserve">Grafik A:</w:t>
@@ -10334,7 +10355,7 @@
           <w:rFonts w:ascii="Times New Roman" w:hAnsi="Times New Roman" w:cs="Times New Roman"/>
           <w:lang w:val="tr-TR"/>
         </w:rPr>
-        <w:t xml:space="preserve"> Düz zincirli alkanların 1 molü yandığında açığa çıkan ısının karbon sayısıyla değişimi (25 °C; alkan gaz, oluşan su sıvı)</w:t>
+        <w:t xml:space="preserve"> Düz zincirli alk-1-enlerin 1 molü yandığında açığa çıkan ısının karbon sayısıyla değişimi (25 °C; alken gaz, oluşan su sıvı)</w:t>
       </w:r>
     </w:p>
     <w:p>
@@ -10351,7 +10372,7 @@
           <w:rFonts w:ascii="Times New Roman" w:hAnsi="Times New Roman" w:cs="Times New Roman"/>
           <w:lang w:val="tr-TR"/>
         </w:rPr>
-        <w:t xml:space="preserve">• Karbon sayısı aynı olan izomerlerden dallanmış zincirli olanların yanma ısısı daha küçüktür. İzomerler yandığında aynı ürünler oluştuğundan yanma ısısındaki fark, izomerlerin başlangıçtaki enerjilerinin farklı olmasından kaynaklanır. Dallanmış izomerlerin enerjisi daha düşüktür; yani bu izomerler daha kararlıdır. Molekül ne kadar kararlıysa yandığında açığa çıkan enerji o kadar az olur. Etkinlikteki deneyde dallanmış alkollerde gözlediğiniz küçük azalma da bu şekilde açıklanabilir. Ancak bu fark yüzde birin altında olduğundan basit düzeneklerde ölçüm belirsizliği içinde kalabilir; bu nedenle ölçümlerin tekrarlanması ve sonuçların bilimsel verilerle karşılaştırılması önemlidir.</w:t>
+        <w:t xml:space="preserve">• Karbon sayısı aynı olan izomerlerden dallanmış zincirli olanların yanma ısısı daha küçüktür. Örneğin gaz hâlindeki heptanın 1 molü yandığında yaklaşık 4853 kJ, dallanmış izomeri 2,2-dimetilpentanın 1 molü yandığında ise yaklaşık 4835 kJ ısı açığa çıkar. İzomerler yandığında aynı ürünler oluştuğundan yanma ısısındaki fark, izomerlerin başlangıçtaki enerjilerinin farklı olmasından kaynaklanır. Dallanmış izomerlerin enerjisi daha düşüktür; yani bu izomerler daha kararlıdır. Molekül ne kadar kararlıysa yandığında açığa çıkan enerji o kadar az olur. Analiz ve Keşif Atölyesi 2.12.’deki deneyde –OH grubunu zincirin içinde taşıyan ikincil alkollerde gözlenen küçük azalma da bu alkollerin birincil izomerlerinden daha kararlı olmasıyla açıklanır. İkincil alkollerin kaynama noktaları birincil izomerlerininkinden düşüktür; yani –OH grubunun zincir içinde bulunması moleküller arasındaki hidrojen bağlarını zayıflatır. Hidrojen bağlarının zayıflaması sıvı alkolün yanma ısısını bir miktar artırıcı yönde etkilese de molekülün kendi kararlılığındaki artış daha baskın olduğundan ikincil alkollerin yanma ısısı birincil izomerlerininkinden biraz küçüktür. Bu fark yüzde birin altında olduğundan basit düzeneklerde ölçüm belirsizliği içinde kalabilir; bu nedenle ölçümlerin tekrarlanması ve sonuçların bilimsel verilerle karşılaştırılması önemlidir.</w:t>
       </w:r>
     </w:p>
     <w:p>
@@ -10368,7 +10389,7 @@
           <w:rFonts w:ascii="Times New Roman" w:hAnsi="Times New Roman" w:cs="Times New Roman"/>
           <w:lang w:val="tr-TR"/>
         </w:rPr>
-        <w:t xml:space="preserve">• Etanol ile etan-1,2-diolün karşılaştırılmasında gördüğünüz gibi molekülde oksijen atomu sayısı arttıkça açığa çıkan enerji azalır. Oksijen içeren yakıtlar kısmen yükseltgenmiş olduğundan alkollerin 1 gramının yanmasıyla açığa çıkan enerji aynı karbon sayılı alkanlarınkinden azdır (Grafik B).</w:t>
+        <w:t xml:space="preserve">• Aynı karbon sayısındaki bileşiklerde moleküldeki oksijen atomu sayısı arttıkça açığa çıkan enerji azalır. Oksijen içeren yakıtlar kısmen yükseltgenmiş olduğundan alkollerin 1 gramının yanmasıyla açığa çıkan enerji aynı karbon sayılı alkanlarınkinden azdır (Grafik B).</w:t>
       </w:r>
     </w:p>
     <w:p xmlns:a="http://schemas.openxmlformats.org/drawingml/2006/main" xmlns:pic="http://schemas.openxmlformats.org/drawingml/2006/picture">
@@ -10492,9 +10513,8 @@
       </w:r>
       <w:r>
         <w:rPr>
-          <w:rFonts w:ascii="Times New Roman" w:hAnsi="Times New Roman" w:cs="Times New Roman"/>
           <w:b/>
-          <w:bCs/>
+          <w:rFonts w:ascii="Times New Roman" w:hAnsi="Times New Roman" w:cs="Times New Roman"/>
           <w:lang w:val="tr-TR"/>
         </w:rPr>
         <w:t xml:space="preserve">emisyon ayak izi</w:t>
@@ -10504,22 +10524,7 @@
           <w:rFonts w:ascii="Times New Roman" w:hAnsi="Times New Roman" w:cs="Times New Roman"/>
           <w:lang w:val="tr-TR"/>
         </w:rPr>
-        <w:t xml:space="preserve"> olarak değerlendirilebilir. Analiz ve Keşif Atölyesi 2.12.’deki CO</w:t>
-      </w:r>
-      <w:r>
-        <w:rPr>
-          <w:rFonts w:ascii="Times New Roman" w:hAnsi="Times New Roman" w:cs="Times New Roman"/>
-          <w:vertAlign w:val="subscript"/>
-          <w:lang w:val="tr-TR"/>
-        </w:rPr>
-        <w:t xml:space="preserve">2</w:t>
-      </w:r>
-      <w:r>
-        <w:rPr>
-          <w:rFonts w:ascii="Times New Roman" w:hAnsi="Times New Roman" w:cs="Times New Roman"/>
-          <w:lang w:val="tr-TR"/>
-        </w:rPr>
-        <w:t xml:space="preserve"> emisyon grafiğinde aynı miktarda enerji elde edilirken kömürün doğal gaza göre yaklaşık 1,7-1,8 kat daha fazla karbon dioksit açığa çıkardığını gördünüz. Bunun nedeni yakıtın kimyasal içeriğidir: Doğal gazın ana bileşeni olan metanda her karbon atomuna dört hidrojen atomu düşer ve açığa çıkan enerjinin önemli bir kısmı suyun oluşumundan gelir. Kömür ise büyük oranda karbondan oluştuğu için enerjinin neredeyse tamamı karbon dioksitin oluşumundan sağlanır. Bu nedenle yakıttaki hidrojen atomu sayısının karbon atomu sayısına oranı arttıkça birim enerji başına açığa çıkan karbon dioksit miktarı azalır sonucuna ulaşılabilir.</w:t>
+        <w:t xml:space="preserve"> olarak değerlendirilebilir. Aynı miktarda enerji elde edilirken farklı yakıtların açığa çıkardığı karbon dioksit miktarı farklıdır. Bunun nedeni yakıtın kimyasal içeriğidir: Doğal gazın ana bileşeni olan metanda her karbon atomuna dört hidrojen atomu düşer ve açığa çıkan enerjinin önemli bir kısmı suyun oluşumundan gelir. Kömür ise büyük oranda karbondan oluştuğu için enerjinin neredeyse tamamı karbon dioksitin oluşumundan sağlanır. Bu nedenle yakıttaki hidrojen atomu sayısının karbon atomu sayısına oranı arttıkça birim enerji başına açığa çıkan karbon dioksit miktarı azalır.</w:t>
       </w:r>
     </w:p>
     <w:p>
@@ -11283,13 +11288,13 @@
           <w:rFonts w:ascii="Times New Roman" w:hAnsi="Times New Roman" w:cs="Times New Roman"/>
           <w:lang w:val="tr-TR"/>
         </w:rPr>
-        <w:t xml:space="preserve">Metan ve etanol yakılarak 1000 kJ enerji elde ediliyor. Her iki durumda açığa çıkan CO</w:t>
-      </w:r>
-      <w:r>
-        <w:rPr>
-          <w:rFonts w:ascii="Times New Roman" w:hAnsi="Times New Roman" w:cs="Times New Roman"/>
+        <w:t xml:space="preserve">Saf karbon (kömürün temel bileşeni) ve heptan (benzin bileşeni) ayrı ayrı yakılarak 1000 kJ enerji elde ediliyor. Her iki durumda açığa çıkan CO</w:t>
+      </w:r>
+      <w:r>
+        <w:rPr>
+          <w:rFonts w:ascii="Times New Roman" w:hAnsi="Times New Roman" w:cs="Times New Roman"/>
+          <w:lang w:val="tr-TR"/>
           <w:vertAlign w:val="subscript"/>
-          <w:lang w:val="tr-TR"/>
         </w:rPr>
         <w:t xml:space="preserve">2</w:t>
       </w:r>
@@ -11298,58 +11303,43 @@
           <w:rFonts w:ascii="Times New Roman" w:hAnsi="Times New Roman" w:cs="Times New Roman"/>
           <w:lang w:val="tr-TR"/>
         </w:rPr>
-        <w:t xml:space="preserve"> kütlelerini karşılaştırınız. (Yanma ısıları: CH</w:t>
-      </w:r>
-      <w:r>
-        <w:rPr>
-          <w:rFonts w:ascii="Times New Roman" w:hAnsi="Times New Roman" w:cs="Times New Roman"/>
+        <w:t xml:space="preserve"> kütlelerini karşılaştırınız. (Yanma ısıları: C 394 kJ/mol, C</w:t>
+      </w:r>
+      <w:r>
+        <w:rPr>
+          <w:rFonts w:ascii="Times New Roman" w:hAnsi="Times New Roman" w:cs="Times New Roman"/>
+          <w:lang w:val="tr-TR"/>
           <w:vertAlign w:val="subscript"/>
-          <w:lang w:val="tr-TR"/>
-        </w:rPr>
-        <w:t xml:space="preserve">4</w:t>
-      </w:r>
-      <w:r>
-        <w:rPr>
-          <w:rFonts w:ascii="Times New Roman" w:hAnsi="Times New Roman" w:cs="Times New Roman"/>
-          <w:lang w:val="tr-TR"/>
-        </w:rPr>
-        <w:t xml:space="preserve"> 890 kJ/mol, C</w:t>
-      </w:r>
-      <w:r>
-        <w:rPr>
-          <w:rFonts w:ascii="Times New Roman" w:hAnsi="Times New Roman" w:cs="Times New Roman"/>
+        </w:rPr>
+        <w:t xml:space="preserve">7</w:t>
+      </w:r>
+      <w:r>
+        <w:rPr>
+          <w:rFonts w:ascii="Times New Roman" w:hAnsi="Times New Roman" w:cs="Times New Roman"/>
+          <w:lang w:val="tr-TR"/>
+        </w:rPr>
+        <w:t xml:space="preserve">H</w:t>
+      </w:r>
+      <w:r>
+        <w:rPr>
+          <w:rFonts w:ascii="Times New Roman" w:hAnsi="Times New Roman" w:cs="Times New Roman"/>
+          <w:lang w:val="tr-TR"/>
           <w:vertAlign w:val="subscript"/>
-          <w:lang w:val="tr-TR"/>
-        </w:rPr>
-        <w:t xml:space="preserve">2</w:t>
-      </w:r>
-      <w:r>
-        <w:rPr>
-          <w:rFonts w:ascii="Times New Roman" w:hAnsi="Times New Roman" w:cs="Times New Roman"/>
-          <w:lang w:val="tr-TR"/>
-        </w:rPr>
-        <w:t xml:space="preserve">H</w:t>
-      </w:r>
-      <w:r>
-        <w:rPr>
-          <w:rFonts w:ascii="Times New Roman" w:hAnsi="Times New Roman" w:cs="Times New Roman"/>
+        </w:rPr>
+        <w:t xml:space="preserve">16</w:t>
+      </w:r>
+      <w:r>
+        <w:rPr>
+          <w:rFonts w:ascii="Times New Roman" w:hAnsi="Times New Roman" w:cs="Times New Roman"/>
+          <w:lang w:val="tr-TR"/>
+        </w:rPr>
+        <w:t xml:space="preserve"> 4817 kJ/mol; CO</w:t>
+      </w:r>
+      <w:r>
+        <w:rPr>
+          <w:rFonts w:ascii="Times New Roman" w:hAnsi="Times New Roman" w:cs="Times New Roman"/>
+          <w:lang w:val="tr-TR"/>
           <w:vertAlign w:val="subscript"/>
-          <w:lang w:val="tr-TR"/>
-        </w:rPr>
-        <w:t xml:space="preserve">5</w:t>
-      </w:r>
-      <w:r>
-        <w:rPr>
-          <w:rFonts w:ascii="Times New Roman" w:hAnsi="Times New Roman" w:cs="Times New Roman"/>
-          <w:lang w:val="tr-TR"/>
-        </w:rPr>
-        <w:t xml:space="preserve">OH 1367 kJ/mol; CO</w:t>
-      </w:r>
-      <w:r>
-        <w:rPr>
-          <w:rFonts w:ascii="Times New Roman" w:hAnsi="Times New Roman" w:cs="Times New Roman"/>
-          <w:vertAlign w:val="subscript"/>
-          <w:lang w:val="tr-TR"/>
         </w:rPr>
         <w:t xml:space="preserve">2</w:t>
       </w:r>
@@ -11392,28 +11382,28 @@
           <w:rFonts w:ascii="Times New Roman" w:hAnsi="Times New Roman" w:cs="Times New Roman"/>
           <w:lang w:val="tr-TR"/>
         </w:rPr>
-        <w:t xml:space="preserve">Metan: n(CH</w:t>
-      </w:r>
-      <w:r>
-        <w:rPr>
-          <w:rFonts w:ascii="Times New Roman" w:hAnsi="Times New Roman" w:cs="Times New Roman"/>
+        <w:t xml:space="preserve">Karbon: n(C) = 1000 / 394 = 2,54 mol. 1 mol karbondan 1 mol CO</w:t>
+      </w:r>
+      <w:r>
+        <w:rPr>
+          <w:rFonts w:ascii="Times New Roman" w:hAnsi="Times New Roman" w:cs="Times New Roman"/>
+          <w:lang w:val="tr-TR"/>
           <w:vertAlign w:val="subscript"/>
-          <w:lang w:val="tr-TR"/>
-        </w:rPr>
-        <w:t xml:space="preserve">4</w:t>
-      </w:r>
-      <w:r>
-        <w:rPr>
-          <w:rFonts w:ascii="Times New Roman" w:hAnsi="Times New Roman" w:cs="Times New Roman"/>
-          <w:lang w:val="tr-TR"/>
-        </w:rPr>
-        <w:t xml:space="preserve">) = 1000 / 890 = 1,12 mol. 1 mol metandan 1 mol CO</w:t>
-      </w:r>
-      <w:r>
-        <w:rPr>
-          <w:rFonts w:ascii="Times New Roman" w:hAnsi="Times New Roman" w:cs="Times New Roman"/>
+        </w:rPr>
+        <w:t xml:space="preserve">2</w:t>
+      </w:r>
+      <w:r>
+        <w:rPr>
+          <w:rFonts w:ascii="Times New Roman" w:hAnsi="Times New Roman" w:cs="Times New Roman"/>
+          <w:lang w:val="tr-TR"/>
+        </w:rPr>
+        <w:t xml:space="preserve"> oluşur: m(CO</w:t>
+      </w:r>
+      <w:r>
+        <w:rPr>
+          <w:rFonts w:ascii="Times New Roman" w:hAnsi="Times New Roman" w:cs="Times New Roman"/>
+          <w:lang w:val="tr-TR"/>
           <w:vertAlign w:val="subscript"/>
-          <w:lang w:val="tr-TR"/>
         </w:rPr>
         <w:t xml:space="preserve">2</w:t>
       </w:r>
@@ -11422,22 +11412,7 @@
           <w:rFonts w:ascii="Times New Roman" w:hAnsi="Times New Roman" w:cs="Times New Roman"/>
           <w:lang w:val="tr-TR"/>
         </w:rPr>
-        <w:t xml:space="preserve"> oluşur: m(CO</w:t>
-      </w:r>
-      <w:r>
-        <w:rPr>
-          <w:rFonts w:ascii="Times New Roman" w:hAnsi="Times New Roman" w:cs="Times New Roman"/>
-          <w:vertAlign w:val="subscript"/>
-          <w:lang w:val="tr-TR"/>
-        </w:rPr>
-        <w:t xml:space="preserve">2</w:t>
-      </w:r>
-      <w:r>
-        <w:rPr>
-          <w:rFonts w:ascii="Times New Roman" w:hAnsi="Times New Roman" w:cs="Times New Roman"/>
-          <w:lang w:val="tr-TR"/>
-        </w:rPr>
-        <w:t xml:space="preserve">) = 1,12 · 44 ≈ 49 g</w:t>
+        <w:t xml:space="preserve">) = 2,54 · 44 ≈ 112 g</w:t>
       </w:r>
     </w:p>
     <w:p>
@@ -11453,13 +11428,43 @@
           <w:rFonts w:ascii="Times New Roman" w:hAnsi="Times New Roman" w:cs="Times New Roman"/>
           <w:lang w:val="tr-TR"/>
         </w:rPr>
-        <w:t xml:space="preserve">Etanol: n(C</w:t>
-      </w:r>
-      <w:r>
-        <w:rPr>
-          <w:rFonts w:ascii="Times New Roman" w:hAnsi="Times New Roman" w:cs="Times New Roman"/>
+        <w:t xml:space="preserve">Heptan: n(C</w:t>
+      </w:r>
+      <w:r>
+        <w:rPr>
+          <w:rFonts w:ascii="Times New Roman" w:hAnsi="Times New Roman" w:cs="Times New Roman"/>
+          <w:lang w:val="tr-TR"/>
           <w:vertAlign w:val="subscript"/>
-          <w:lang w:val="tr-TR"/>
+        </w:rPr>
+        <w:t xml:space="preserve">7</w:t>
+      </w:r>
+      <w:r>
+        <w:rPr>
+          <w:rFonts w:ascii="Times New Roman" w:hAnsi="Times New Roman" w:cs="Times New Roman"/>
+          <w:lang w:val="tr-TR"/>
+        </w:rPr>
+        <w:t xml:space="preserve">H</w:t>
+      </w:r>
+      <w:r>
+        <w:rPr>
+          <w:rFonts w:ascii="Times New Roman" w:hAnsi="Times New Roman" w:cs="Times New Roman"/>
+          <w:lang w:val="tr-TR"/>
+          <w:vertAlign w:val="subscript"/>
+        </w:rPr>
+        <w:t xml:space="preserve">16</w:t>
+      </w:r>
+      <w:r>
+        <w:rPr>
+          <w:rFonts w:ascii="Times New Roman" w:hAnsi="Times New Roman" w:cs="Times New Roman"/>
+          <w:lang w:val="tr-TR"/>
+        </w:rPr>
+        <w:t xml:space="preserve">) = 1000 / 4817 = 0,208 mol. 1 mol heptandan 7 mol CO</w:t>
+      </w:r>
+      <w:r>
+        <w:rPr>
+          <w:rFonts w:ascii="Times New Roman" w:hAnsi="Times New Roman" w:cs="Times New Roman"/>
+          <w:lang w:val="tr-TR"/>
+          <w:vertAlign w:val="subscript"/>
         </w:rPr>
         <w:t xml:space="preserve">2</w:t>
       </w:r>
@@ -11468,28 +11473,13 @@
           <w:rFonts w:ascii="Times New Roman" w:hAnsi="Times New Roman" w:cs="Times New Roman"/>
           <w:lang w:val="tr-TR"/>
         </w:rPr>
-        <w:t xml:space="preserve">H</w:t>
-      </w:r>
-      <w:r>
-        <w:rPr>
-          <w:rFonts w:ascii="Times New Roman" w:hAnsi="Times New Roman" w:cs="Times New Roman"/>
+        <w:t xml:space="preserve"> oluşur: m(CO</w:t>
+      </w:r>
+      <w:r>
+        <w:rPr>
+          <w:rFonts w:ascii="Times New Roman" w:hAnsi="Times New Roman" w:cs="Times New Roman"/>
+          <w:lang w:val="tr-TR"/>
           <w:vertAlign w:val="subscript"/>
-          <w:lang w:val="tr-TR"/>
-        </w:rPr>
-        <w:t xml:space="preserve">5</w:t>
-      </w:r>
-      <w:r>
-        <w:rPr>
-          <w:rFonts w:ascii="Times New Roman" w:hAnsi="Times New Roman" w:cs="Times New Roman"/>
-          <w:lang w:val="tr-TR"/>
-        </w:rPr>
-        <w:t xml:space="preserve">OH) = 1000 / 1367 = 0,732 mol. 1 mol etanolden 2 mol CO</w:t>
-      </w:r>
-      <w:r>
-        <w:rPr>
-          <w:rFonts w:ascii="Times New Roman" w:hAnsi="Times New Roman" w:cs="Times New Roman"/>
-          <w:vertAlign w:val="subscript"/>
-          <w:lang w:val="tr-TR"/>
         </w:rPr>
         <w:t xml:space="preserve">2</w:t>
       </w:r>
@@ -11498,22 +11488,7 @@
           <w:rFonts w:ascii="Times New Roman" w:hAnsi="Times New Roman" w:cs="Times New Roman"/>
           <w:lang w:val="tr-TR"/>
         </w:rPr>
-        <w:t xml:space="preserve"> oluşur: m(CO</w:t>
-      </w:r>
-      <w:r>
-        <w:rPr>
-          <w:rFonts w:ascii="Times New Roman" w:hAnsi="Times New Roman" w:cs="Times New Roman"/>
-          <w:vertAlign w:val="subscript"/>
-          <w:lang w:val="tr-TR"/>
-        </w:rPr>
-        <w:t xml:space="preserve">2</w:t>
-      </w:r>
-      <w:r>
-        <w:rPr>
-          <w:rFonts w:ascii="Times New Roman" w:hAnsi="Times New Roman" w:cs="Times New Roman"/>
-          <w:lang w:val="tr-TR"/>
-        </w:rPr>
-        <w:t xml:space="preserve">) = 2 · 0,732 · 44 ≈ 64 g</w:t>
+        <w:t xml:space="preserve">) = 7 · 0,208 · 44 ≈ 64 g</w:t>
       </w:r>
     </w:p>
     <w:p>
@@ -11529,13 +11504,13 @@
           <w:rFonts w:ascii="Times New Roman" w:hAnsi="Times New Roman" w:cs="Times New Roman"/>
           <w:lang w:val="tr-TR"/>
         </w:rPr>
-        <w:t xml:space="preserve">Aynı enerji için etanolün yanması metanınkinden yaklaşık %30 daha fazla CO</w:t>
-      </w:r>
-      <w:r>
-        <w:rPr>
-          <w:rFonts w:ascii="Times New Roman" w:hAnsi="Times New Roman" w:cs="Times New Roman"/>
+        <w:t xml:space="preserve">Aynı enerji için karbonun yanması heptanınkinden yaklaşık 1,7 kat daha fazla CO</w:t>
+      </w:r>
+      <w:r>
+        <w:rPr>
+          <w:rFonts w:ascii="Times New Roman" w:hAnsi="Times New Roman" w:cs="Times New Roman"/>
+          <w:lang w:val="tr-TR"/>
           <w:vertAlign w:val="subscript"/>
-          <w:lang w:val="tr-TR"/>
         </w:rPr>
         <w:t xml:space="preserve">2</w:t>
       </w:r>
@@ -11544,7 +11519,22 @@
           <w:rFonts w:ascii="Times New Roman" w:hAnsi="Times New Roman" w:cs="Times New Roman"/>
           <w:lang w:val="tr-TR"/>
         </w:rPr>
-        <w:t xml:space="preserve"> açığa çıkarır.</w:t>
+        <w:t xml:space="preserve"> açığa çıkarır. Heptandaki hidrojen atomlarının yanması da enerji sağladığından birim enerji başına oluşan CO</w:t>
+      </w:r>
+      <w:r>
+        <w:rPr>
+          <w:rFonts w:ascii="Times New Roman" w:hAnsi="Times New Roman" w:cs="Times New Roman"/>
+          <w:lang w:val="tr-TR"/>
+          <w:vertAlign w:val="subscript"/>
+        </w:rPr>
+        <w:t xml:space="preserve">2</w:t>
+      </w:r>
+      <w:r>
+        <w:rPr>
+          <w:rFonts w:ascii="Times New Roman" w:hAnsi="Times New Roman" w:cs="Times New Roman"/>
+          <w:lang w:val="tr-TR"/>
+        </w:rPr>
+        <w:t xml:space="preserve"> miktarı azalır.</w:t>
       </w:r>
     </w:p>
     <w:p>
@@ -12646,13 +12636,13 @@
           <w:rFonts w:ascii="Times New Roman" w:hAnsi="Times New Roman" w:cs="Times New Roman"/>
           <w:lang w:val="tr-TR"/>
         </w:rPr>
-        <w:t xml:space="preserve">2. Grafik A’daki örüntüden yararlanarak gaz hâlindeki nonanın (C</w:t>
-      </w:r>
-      <w:r>
-        <w:rPr>
-          <w:rFonts w:ascii="Times New Roman" w:hAnsi="Times New Roman" w:cs="Times New Roman"/>
+        <w:t xml:space="preserve">2. Grafik A’daki örüntüden yararlanarak gaz hâlindeki non-1-enin (C</w:t>
+      </w:r>
+      <w:r>
+        <w:rPr>
+          <w:rFonts w:ascii="Times New Roman" w:hAnsi="Times New Roman" w:cs="Times New Roman"/>
+          <w:lang w:val="tr-TR"/>
           <w:vertAlign w:val="subscript"/>
-          <w:lang w:val="tr-TR"/>
         </w:rPr>
         <w:t xml:space="preserve">9</w:t>
       </w:r>
@@ -12666,10 +12656,10 @@
       <w:r>
         <w:rPr>
           <w:rFonts w:ascii="Times New Roman" w:hAnsi="Times New Roman" w:cs="Times New Roman"/>
+          <w:lang w:val="tr-TR"/>
           <w:vertAlign w:val="subscript"/>
-          <w:lang w:val="tr-TR"/>
-        </w:rPr>
-        <w:t xml:space="preserve">20</w:t>
+        </w:rPr>
+        <w:t xml:space="preserve">18</w:t>
       </w:r>
       <w:r>
         <w:rPr>
@@ -12727,7 +12717,7 @@
           <w:rFonts w:ascii="Times New Roman" w:hAnsi="Times New Roman" w:cs="Times New Roman"/>
           <w:lang w:val="tr-TR"/>
         </w:rPr>
-        <w:t xml:space="preserve">3. Bütanın yanma ısısı 2877 kJ/mol, 2-metilpropanınki 2869 kJ/mol’dür. Bu iki izomerden hangisi daha kararlıdır? Açıklayınız.</w:t>
+        <w:t xml:space="preserve">3. Hekzanın yanma ısısı 4195 kJ/mol, 2,2-dimetilbütanınki 4176 kJ/mol’dür. Bu iki izomerden hangisi daha kararlıdır? Açıklayınız.</w:t>
       </w:r>
     </w:p>
     <w:tbl>

--- a/Kim12-2-12-Karbon-Temelli-Enerji-Kaynaklari.docx
+++ b/Kim12-2-12-Karbon-Temelli-Enerji-Kaynaklari.docx
@@ -6226,7 +6226,7 @@
           <w:highlight w:val="yellow"/>
           <w:lang w:val="tr-TR"/>
         </w:rPr>
-        <w:t xml:space="preserve">Güvenlik uyarıları Kimya9/10 kitabından alınsın; yanıcı madde, açık alev, koruyucu gözlük ve önlük uyarıları eklensin. Ayrıca: Uzun saçlar toplanmalı; alkol ocakları yanarken doldurulmamalı ya da taşınmamalı; alkol şişeleri alevden uzak tutulmalı; ortamda yangın battaniyesi ya da yangın söndürücü bulunmalı; deney iyi havalandırılan bir ortamda yapılmalıdır.</w:t>
+        <w:t xml:space="preserve">Etkinlik başlığının yanına Kimya10 kitabındaki “Temel Uyarı ve Güvenlik İşaretleri” sayfasından şu işaretler konulsun: GÖZLÜK KULLAN, KORUYUCU ELBİSE GİY, YANICI MADDE, YANGIN UYARISI, SICAK CİSİM UYARISI, SAĞLIĞA ZARARLI MADDE, TAHRİŞ EDİCİ MADDE, KIRILABİLİR CAM UYARISI. Ek uyarılar: Uzun saçlar toplanmalı; alkol ocakları yanarken doldurulmamalı ya da taşınmamalı; alkol şişeleri alevden uzak tutulmalı; ortamda yangın battaniyesi ya da yangın söndürücü bulunmalı; deney iyi havalandırılan bir ortamda yapılmalıdır.</w:t>
       </w:r>
     </w:p>
     <w:p>

--- a/Kim12-2-12-Karbon-Temelli-Enerji-Kaynaklari.docx
+++ b/Kim12-2-12-Karbon-Temelli-Enerji-Kaynaklari.docx
@@ -6242,130 +6242,185 @@
           <w:rFonts w:ascii="Times New Roman" w:hAnsi="Times New Roman" w:cs="Times New Roman"/>
           <w:lang w:val="tr-TR"/>
         </w:rPr>
-        <w:t xml:space="preserve">Grubunuzla birlikte propan-1-ol, propan-2-ol, bütan-1-ol, bütan-2-ol, pentan-1-ol ve pentan-2-ol arasından aynı karbon sayısına sahip iki alkolü seçiniz. Seçtiğiniz alkollerden hangisinin yanarken daha fazla enerji verdiğini belirlemek için bir deney planlayınız. Planınızda deneyin amacını açık ve ulaşılabilir biçimde yazınız; bağımsız, bağımlı ve kontrol değişkenlerinizi belirleyiniz; görev paylaşımı yaparak bir yol haritası çiziniz ve deneyi süre planına uyarak tamamlayınız. Deneye başlamadan önce öğretmeninizle birlikte laboratuvar güvenlik kurallarını gözden geçiriniz.</w:t>
+        <w:t xml:space="preserve">Grubunuzla birlikte propan-1-ol, propan-2-ol, bütan-1-ol, bütan-2-ol, pentan-1-ol ve pentan-2-ol arasından aynı karbon sayısına sahip iki alkolü seçiniz. Seçtiğiniz alkollerden hangisinin yanarken daha fazla enerji verdiğini belirlemek için bir deney planlayınız. Planınızda deneyin amacını açık ve ulaşılabilir biçimde yazınız; bağımsız, bağımlı ve kontrol değişkenlerinizi belirleyiniz; görev paylaşımı yaparak bir yol haritası çiziniz ve deneyi süre planına uyarak tamamlayınız. Seçtiğiniz alkoller, mini ispirto ocakları, ince bir metal kap (alüminyum ya da teneke kutu), sehpa, terazi, termometre, cam baget ve su gibi malzemeler kullanabilirsiniz. Deneyinizi gerçekleştirmek için farklı malzemeler de tercih edebilirsiniz. Deneyinizi gerçekleştirirken uymanız gereken güvenlik uyarılarını belirleyiniz. Deneye başlamadan önce öğretmeninizle birlikte laboratuvar güvenlik kurallarını gözden geçiriniz. Deney bitince kullanılmayan alkolleri öğretmeninizin göstereceği kaplarda toplayınız; lavaboya dökmeyiniz.</w:t>
       </w:r>
     </w:p>
-    <w:tbl>
-      <w:tblPr>
-        <w:tblW w:w="9000" w:type="dxa"/>
-        <w:jc w:val="center"/>
-        <w:tblBorders>
-          <w:top w:val="single" w:sz="8" w:space="0" w:color="7F7F7F"/>
-          <w:left w:val="single" w:sz="8" w:space="0" w:color="7F7F7F"/>
-          <w:bottom w:val="single" w:sz="8" w:space="0" w:color="7F7F7F"/>
-          <w:right w:val="single" w:sz="8" w:space="0" w:color="7F7F7F"/>
-        </w:tblBorders>
-      </w:tblPr>
-      <w:tblGrid>
-        <w:gridCol w:w="9000"/>
-      </w:tblGrid>
-      <w:tr>
-        <w:tc>
-          <w:tcPr>
-            <w:tcW w:w="9000" w:type="dxa"/>
-            <w:shd w:val="clear" w:color="auto" w:fill="E2EFDA"/>
-          </w:tcPr>
-          <w:p>
-            <w:pPr>
-              <w:jc w:val="both"/>
-              <w:rPr>
-                <w:rFonts w:ascii="Times New Roman" w:hAnsi="Times New Roman" w:cs="Times New Roman"/>
-                <w:lang w:val="tr-TR"/>
-              </w:rPr>
-            </w:pPr>
-            <w:r>
-              <w:rPr>
-                <w:rFonts w:ascii="Times New Roman" w:hAnsi="Times New Roman" w:cs="Times New Roman"/>
-                <w:b/>
-                <w:bCs/>
-                <w:lang w:val="tr-TR"/>
-              </w:rPr>
-              <w:t xml:space="preserve">Deney önerisi</w:t>
-            </w:r>
-          </w:p>
-          <w:p>
-            <w:pPr>
-              <w:jc w:val="both"/>
-              <w:rPr>
-                <w:rFonts w:ascii="Times New Roman" w:hAnsi="Times New Roman" w:cs="Times New Roman"/>
-                <w:lang w:val="tr-TR"/>
-              </w:rPr>
-            </w:pPr>
-            <w:r>
-              <w:rPr>
-                <w:rFonts w:ascii="Times New Roman" w:hAnsi="Times New Roman" w:cs="Times New Roman"/>
-                <w:lang w:val="tr-TR"/>
-              </w:rPr>
-              <w:t xml:space="preserve">• Mini ispirto ocaklarından birine seçtiğiniz alkollerden birini koyunuz. Ocağı kapağıyla birlikte terazide tartarak kütlesini kaydediniz.</w:t>
-            </w:r>
-          </w:p>
-          <w:p>
-            <w:pPr>
-              <w:jc w:val="both"/>
-              <w:rPr>
-                <w:rFonts w:ascii="Times New Roman" w:hAnsi="Times New Roman" w:cs="Times New Roman"/>
-                <w:lang w:val="tr-TR"/>
-              </w:rPr>
-            </w:pPr>
-            <w:r>
-              <w:rPr>
-                <w:rFonts w:ascii="Times New Roman" w:hAnsi="Times New Roman" w:cs="Times New Roman"/>
-                <w:lang w:val="tr-TR"/>
-              </w:rPr>
-              <w:t xml:space="preserve">• İnce bir metal kaba (alüminyum ya da teneke kutu) 100,0 g su koyunuz ve kabı alevin üzerinde sabit bir yükseklikte tutacak şekilde bir sehpaya yerleştiriniz. Suyun ilk sıcaklığını ölçünüz.</w:t>
-            </w:r>
-          </w:p>
-          <w:p>
-            <w:pPr>
-              <w:jc w:val="both"/>
-              <w:rPr>
-                <w:rFonts w:ascii="Times New Roman" w:hAnsi="Times New Roman" w:cs="Times New Roman"/>
-                <w:lang w:val="tr-TR"/>
-              </w:rPr>
-            </w:pPr>
-            <w:r>
-              <w:rPr>
-                <w:rFonts w:ascii="Times New Roman" w:hAnsi="Times New Roman" w:cs="Times New Roman"/>
-                <w:lang w:val="tr-TR"/>
-              </w:rPr>
-              <w:t xml:space="preserve">• Ocağı yakınız. Suyu bir cam bagetle karıştırarak sıcaklığı yaklaşık 20 °C artınca ocağın kapağını kapatarak alevi söndürünüz. Suyun ulaştığı en yüksek sıcaklığı kaydediniz.</w:t>
-            </w:r>
-          </w:p>
-          <w:p>
-            <w:pPr>
-              <w:jc w:val="both"/>
-              <w:rPr>
-                <w:rFonts w:ascii="Times New Roman" w:hAnsi="Times New Roman" w:cs="Times New Roman"/>
-                <w:lang w:val="tr-TR"/>
-              </w:rPr>
-            </w:pPr>
-            <w:r>
-              <w:rPr>
-                <w:rFonts w:ascii="Times New Roman" w:hAnsi="Times New Roman" w:cs="Times New Roman"/>
-                <w:lang w:val="tr-TR"/>
-              </w:rPr>
-              <w:t xml:space="preserve">• Ocağı kapağıyla birlikte yeniden tartarak yanan alkolün kütlesini bulunuz. Aynı işlemleri ikinci alkol için tekrarlayınız. Ölçümlerinizi her alkol için en az üç kez yapınız.</w:t>
-            </w:r>
-          </w:p>
-          <w:p>
-            <w:pPr>
-              <w:jc w:val="both"/>
-              <w:rPr>
-                <w:rFonts w:ascii="Times New Roman" w:hAnsi="Times New Roman" w:cs="Times New Roman"/>
-                <w:lang w:val="tr-TR"/>
-              </w:rPr>
-            </w:pPr>
-            <w:r>
-              <w:rPr>
-                <w:rFonts w:ascii="Times New Roman" w:hAnsi="Times New Roman" w:cs="Times New Roman"/>
-                <w:lang w:val="tr-TR"/>
-              </w:rPr>
-              <w:t xml:space="preserve">• Deney bitince kullanılmayan alkolleri öğretmeninizin göstereceği kaplarda toplayınız; lavaboya dökmeyiniz.</w:t>
-            </w:r>
-          </w:p>
-        </w:tc>
-      </w:tr>
-    </w:tbl>
+    <w:p>
+      <w:pPr>
+        <w:jc w:val="both"/>
+        <w:rPr>
+          <w:rFonts w:ascii="Times New Roman" w:hAnsi="Times New Roman" w:cs="Times New Roman"/>
+          <w:lang w:val="tr-TR"/>
+        </w:rPr>
+      </w:pPr>
+      <w:r>
+        <w:rPr>
+          <w:rFonts w:ascii="Times New Roman" w:hAnsi="Times New Roman" w:cs="Times New Roman"/>
+          <w:lang w:val="tr-TR"/>
+        </w:rPr>
+        <w:t xml:space="preserve">• Tasarladığınız deneyin adını, amacını, yapılışını ve deney için gerekli malzemeleri not ediniz.</w:t>
+      </w:r>
+    </w:p>
+    <w:p>
+      <w:pPr>
+        <w:jc w:val="both"/>
+        <w:rPr>
+          <w:rFonts w:ascii="Times New Roman" w:hAnsi="Times New Roman" w:cs="Times New Roman"/>
+          <w:lang w:val="tr-TR"/>
+        </w:rPr>
+      </w:pPr>
+      <w:r>
+        <w:rPr>
+          <w:rFonts w:ascii="Times New Roman" w:hAnsi="Times New Roman" w:cs="Times New Roman"/>
+          <w:lang w:val="tr-TR"/>
+        </w:rPr>
+        <w:t xml:space="preserve">Deneyin Adı: ……………………………………………………………………………………………………</w:t>
+      </w:r>
+    </w:p>
+    <w:p>
+      <w:pPr>
+        <w:jc w:val="both"/>
+        <w:rPr>
+          <w:rFonts w:ascii="Times New Roman" w:hAnsi="Times New Roman" w:cs="Times New Roman"/>
+          <w:lang w:val="tr-TR"/>
+        </w:rPr>
+      </w:pPr>
+      <w:r>
+        <w:rPr>
+          <w:rFonts w:ascii="Times New Roman" w:hAnsi="Times New Roman" w:cs="Times New Roman"/>
+          <w:lang w:val="tr-TR"/>
+        </w:rPr>
+        <w:t xml:space="preserve">Deneyin Amacı: ……………………………………………………………………………………………………</w:t>
+      </w:r>
+    </w:p>
+    <w:p>
+      <w:pPr>
+        <w:jc w:val="both"/>
+        <w:rPr>
+          <w:rFonts w:ascii="Times New Roman" w:hAnsi="Times New Roman" w:cs="Times New Roman"/>
+          <w:lang w:val="tr-TR"/>
+        </w:rPr>
+      </w:pPr>
+      <w:r>
+        <w:rPr>
+          <w:rFonts w:ascii="Times New Roman" w:hAnsi="Times New Roman" w:cs="Times New Roman"/>
+          <w:lang w:val="tr-TR"/>
+        </w:rPr>
+        <w:t xml:space="preserve">Gerekli Malzemeler:</w:t>
+      </w:r>
+    </w:p>
+    <w:p>
+      <w:pPr>
+        <w:jc w:val="both"/>
+        <w:rPr>
+          <w:rFonts w:ascii="Times New Roman" w:hAnsi="Times New Roman" w:cs="Times New Roman"/>
+          <w:lang w:val="tr-TR"/>
+        </w:rPr>
+      </w:pPr>
+      <w:r>
+        <w:rPr>
+          <w:rFonts w:ascii="Times New Roman" w:hAnsi="Times New Roman" w:cs="Times New Roman"/>
+          <w:lang w:val="tr-TR"/>
+        </w:rPr>
+        <w:t xml:space="preserve">……………………………………………………………………………………………………</w:t>
+      </w:r>
+    </w:p>
+    <w:p>
+      <w:pPr>
+        <w:jc w:val="both"/>
+        <w:rPr>
+          <w:rFonts w:ascii="Times New Roman" w:hAnsi="Times New Roman" w:cs="Times New Roman"/>
+          <w:lang w:val="tr-TR"/>
+        </w:rPr>
+      </w:pPr>
+      <w:r>
+        <w:rPr>
+          <w:rFonts w:ascii="Times New Roman" w:hAnsi="Times New Roman" w:cs="Times New Roman"/>
+          <w:lang w:val="tr-TR"/>
+        </w:rPr>
+        <w:t xml:space="preserve">……………………………………………………………………………………………………</w:t>
+      </w:r>
+    </w:p>
+    <w:p>
+      <w:pPr>
+        <w:jc w:val="both"/>
+        <w:rPr>
+          <w:rFonts w:ascii="Times New Roman" w:hAnsi="Times New Roman" w:cs="Times New Roman"/>
+          <w:lang w:val="tr-TR"/>
+        </w:rPr>
+      </w:pPr>
+      <w:r>
+        <w:rPr>
+          <w:rFonts w:ascii="Times New Roman" w:hAnsi="Times New Roman" w:cs="Times New Roman"/>
+          <w:lang w:val="tr-TR"/>
+        </w:rPr>
+        <w:t xml:space="preserve">……………………………………………………………………………………………………</w:t>
+      </w:r>
+    </w:p>
+    <w:p>
+      <w:pPr>
+        <w:jc w:val="both"/>
+        <w:rPr>
+          <w:rFonts w:ascii="Times New Roman" w:hAnsi="Times New Roman" w:cs="Times New Roman"/>
+          <w:lang w:val="tr-TR"/>
+        </w:rPr>
+      </w:pPr>
+      <w:r>
+        <w:rPr>
+          <w:rFonts w:ascii="Times New Roman" w:hAnsi="Times New Roman" w:cs="Times New Roman"/>
+          <w:lang w:val="tr-TR"/>
+        </w:rPr>
+        <w:t xml:space="preserve">Deneyin Yapılışı:</w:t>
+      </w:r>
+    </w:p>
+    <w:p>
+      <w:pPr>
+        <w:jc w:val="both"/>
+        <w:rPr>
+          <w:rFonts w:ascii="Times New Roman" w:hAnsi="Times New Roman" w:cs="Times New Roman"/>
+          <w:lang w:val="tr-TR"/>
+        </w:rPr>
+      </w:pPr>
+      <w:r>
+        <w:rPr>
+          <w:rFonts w:ascii="Times New Roman" w:hAnsi="Times New Roman" w:cs="Times New Roman"/>
+          <w:lang w:val="tr-TR"/>
+        </w:rPr>
+        <w:t xml:space="preserve">……………………………………………………………………………………………………</w:t>
+      </w:r>
+    </w:p>
+    <w:p>
+      <w:pPr>
+        <w:jc w:val="both"/>
+        <w:rPr>
+          <w:rFonts w:ascii="Times New Roman" w:hAnsi="Times New Roman" w:cs="Times New Roman"/>
+          <w:lang w:val="tr-TR"/>
+        </w:rPr>
+      </w:pPr>
+      <w:r>
+        <w:rPr>
+          <w:rFonts w:ascii="Times New Roman" w:hAnsi="Times New Roman" w:cs="Times New Roman"/>
+          <w:lang w:val="tr-TR"/>
+        </w:rPr>
+        <w:t xml:space="preserve">……………………………………………………………………………………………………</w:t>
+      </w:r>
+    </w:p>
+    <w:p>
+      <w:pPr>
+        <w:jc w:val="both"/>
+        <w:rPr>
+          <w:rFonts w:ascii="Times New Roman" w:hAnsi="Times New Roman" w:cs="Times New Roman"/>
+          <w:lang w:val="tr-TR"/>
+        </w:rPr>
+      </w:pPr>
+      <w:r>
+        <w:rPr>
+          <w:rFonts w:ascii="Times New Roman" w:hAnsi="Times New Roman" w:cs="Times New Roman"/>
+          <w:lang w:val="tr-TR"/>
+        </w:rPr>
+        <w:t xml:space="preserve">……………………………………………………………………………………………………</w:t>
+      </w:r>
+    </w:p>
     <w:p>
       <w:pPr>
         <w:jc w:val="both"/>

--- a/Kim12-2-12-Karbon-Temelli-Enerji-Kaynaklari.docx
+++ b/Kim12-2-12-Karbon-Temelli-Enerji-Kaynaklari.docx
@@ -36,7 +36,7 @@
           <w:rFonts w:ascii="Times New Roman" w:hAnsi="Times New Roman" w:cs="Times New Roman"/>
           <w:lang w:val="tr-TR"/>
         </w:rPr>
-        <w:t xml:space="preserve">Soğuk kış günlerinde bazı şehirlerimizin üzerinde gri bir hava tabakası oluşur ve hava kirliliği uyarıları yapılır (Görsel A). Aynı günlerde doğal gazla ısınan mahallelerde hava daha temizdir. Arabalarımızın deposuna benzin ya da motorin, ocaklarımıza doğal gaz ya da tüp gaz, bazı sobalara kömür koyarız (Görsel B). Bu yakıtların hepsi yanarken enerji açığa çıkarır; ancak çevreye etkileri birbirinden farklıdır. Peki kömür, petrol ürünleri, doğal gaz ve alkoller yandığında hangi ürünler oluşur? Aynı miktarda enerji elde etmek için hangi yakıt havaya daha az karbon dioksit verir? Bir yakıtın kimyasal yapısı açığa çıkardığı enerjiyi ve çevreye etkisini nasıl belirler? Bir etkinlik yaparak keşfediniz. Analiz ve Keşif Atölyesi 2.12.’de çıkarım yapacaksınız: Yanma tepkimelerine ilişkin varsayımlarda bulunacak, kanıt kartlarındaki verilerden örüntüler listeleyecek, enerji kaynaklarını açığa çıkardıkları enerji ve emisyon ayak izi bakımından karşılaştıracak, önermeler sunacak ve önermelerinizi bilimsel verilerle değerlendireceksiniz. Alkollerin yanmasıyla açığa çıkan ısıyı karşılaştırmak için grubunuzla bir deney planlayacak, planınızı azim ve kararlılıkla uygulayacak ve grup içinde uyumlu çalışacaksınız. Önermelerinizi değerlendirirken çevreye ve canlılara duyarlı, çevresel temizliği önemseyen bir bakış açısı geliştirecek, diğer grupların önermelerine eleştirel ama saygılı yaklaşacaksınız.</w:t>
+        <w:t xml:space="preserve">Soğuk kış günlerinde bazı şehirlerimizin üzerinde gri bir hava tabakası oluşur ve hava kirliliği uyarıları yapılır (Görsel A). Aynı günlerde doğal gazla ısınan mahallelerde hava daha temizdir. Arabalarımızın deposuna benzin ya da motorin, ocaklarımıza doğal gaz ya da tüp gaz, bazı sobalara kömür koyarız (Görsel B). Bu yakıtların hepsi yanarken enerji açığa çıkarır; ancak çevreye etkileri birbirinden farklıdır. Peki kömür, petrol ürünleri, doğal gaz ve alkoller yandığında hangi ürünler oluşur? Aynı miktarda enerji elde etmek için hangi yakıt havaya daha az karbon dioksit verir? Bir yakıtın kimyasal yapısı açığa çıkardığı enerjiyi ve çevreye etkisini nasıl belirler? Bu soruların cevabını bir etkinlik yaparak keşfediniz. Analiz ve Keşif Atölyesi 2.12.’de çıkarım yapacaksınız: Yanma tepkimelerine ilişkin varsayımlarda bulunacak, kanıt kartlarındaki verilerden örüntüler listeleyecek, enerji kaynaklarını açığa çıkardıkları enerji ve emisyon ayak izi bakımından karşılaştıracak, önermeler sunacak ve önermelerinizi bilimsel verilerle değerlendireceksiniz. Alkollerin yanmasıyla açığa çıkan ısıyı karşılaştırmak için grubunuzla bir deney planlayacak, planınızı azim ve kararlılıkla uygulayacak ve grup içinde uyumlu çalışacaksınız. Önermelerinizi değerlendirirken çevreye ve canlılara duyarlı, çevresel temizliği önemseyen bir bakış açısı geliştirecek, diğer grupların önermelerine eleştirel ama saygılı yaklaşacaksınız.</w:t>
       </w:r>
     </w:p>
     <w:tbl>

--- a/Kim12-2-12-Karbon-Temelli-Enerji-Kaynaklari.docx
+++ b/Kim12-2-12-Karbon-Temelli-Enerji-Kaynaklari.docx
@@ -12537,7 +12537,7 @@
           <w:rFonts w:ascii="Times New Roman" w:hAnsi="Times New Roman" w:cs="Times New Roman"/>
           <w:lang w:val="tr-TR"/>
         </w:rPr>
-        <w:t xml:space="preserve">a) bütan (C</w:t>
+        <w:t xml:space="preserve">a. bütan (C</w:t>
       </w:r>
       <w:r>
         <w:rPr>
@@ -12581,7 +12581,7 @@
           <w:rFonts w:ascii="Times New Roman" w:hAnsi="Times New Roman" w:cs="Times New Roman"/>
           <w:lang w:val="tr-TR"/>
         </w:rPr>
-        <w:t xml:space="preserve">b) etan-1,2-diol (C</w:t>
+        <w:t xml:space="preserve">b. etan-1,2-diol (C</w:t>
       </w:r>
       <w:r>
         <w:rPr>
@@ -12640,7 +12640,7 @@
           <w:rFonts w:ascii="Times New Roman" w:hAnsi="Times New Roman" w:cs="Times New Roman"/>
           <w:lang w:val="tr-TR"/>
         </w:rPr>
-        <w:t xml:space="preserve">c) kükürt (S)</w:t>
+        <w:t xml:space="preserve">c. kükürt (S)</w:t>
       </w:r>
     </w:p>
     <w:tbl>

--- a/Kim12-2-12-Karbon-Temelli-Enerji-Kaynaklari.docx
+++ b/Kim12-2-12-Karbon-Temelli-Enerji-Kaynaklari.docx
@@ -10355,7 +10355,7 @@
       <w:r>
         <w:drawing>
           <wp:inline distT="0" distB="0" distL="0" distR="0">
-            <wp:extent cx="4320000" cy="2592000"/>
+            <wp:extent cx="5306578" cy="3139446"/>
             <wp:docPr id="900005" name="Grafik 900005" descr="Alk-1-enlerin yanma ısısı"/>
             <wp:cNvGraphicFramePr>
               <a:graphicFrameLocks noChangeAspect="1"/>
@@ -10376,7 +10376,7 @@
                   <pic:spPr>
                     <a:xfrm>
                       <a:off x="0" y="0"/>
-                      <a:ext cx="4320000" cy="2592000"/>
+                      <a:ext cx="5306578" cy="3139446"/>
                     </a:xfrm>
                     <a:prstGeom prst="rect">
                       <a:avLst/>

--- a/Kim12-2-12-Karbon-Temelli-Enerji-Kaynaklari.docx
+++ b/Kim12-2-12-Karbon-Temelli-Enerji-Kaynaklari.docx
@@ -10458,7 +10458,7 @@
       <w:r>
         <w:drawing>
           <wp:inline distT="0" distB="0" distL="0" distR="0">
-            <wp:extent cx="4680000" cy="2757000"/>
+            <wp:extent cx="5038354" cy="2590805"/>
             <wp:docPr id="900006" name="Grafik 900006" descr="Bazı yakıtların kJ/g değerleri"/>
             <wp:cNvGraphicFramePr>
               <a:graphicFrameLocks noChangeAspect="1"/>
@@ -10479,7 +10479,7 @@
                   <pic:spPr>
                     <a:xfrm>
                       <a:off x="0" y="0"/>
-                      <a:ext cx="4680000" cy="2757000"/>
+                      <a:ext cx="5038354" cy="2590805"/>
                     </a:xfrm>
                     <a:prstGeom prst="rect">
                       <a:avLst/>

--- a/Kim12-2-12-Karbon-Temelli-Enerji-Kaynaklari.docx
+++ b/Kim12-2-12-Karbon-Temelli-Enerji-Kaynaklari.docx
@@ -39,99 +39,73 @@
         <w:t xml:space="preserve">Soğuk kış günlerinde bazı şehirlerimizin üzerinde gri bir hava tabakası oluşur ve hava kirliliği uyarıları yapılır (Görsel A). Aynı günlerde doğal gazla ısınan mahallelerde hava daha temizdir. Arabalarımızın deposuna benzin ya da motorin, ocaklarımıza doğal gaz ya da tüp gaz, bazı sobalara kömür koyarız (Görsel B). Bu yakıtların hepsi yanarken enerji açığa çıkarır; ancak çevreye etkileri birbirinden farklıdır. Peki kömür, petrol ürünleri, doğal gaz ve alkoller yandığında hangi ürünler oluşur? Aynı miktarda enerji elde etmek için hangi yakıt havaya daha az karbon dioksit verir? Bir yakıtın kimyasal yapısı açığa çıkardığı enerjiyi ve çevreye etkisini nasıl belirler? Bu soruların cevabını bir etkinlik yaparak keşfediniz. Analiz ve Keşif Atölyesi 2.12.’de çıkarım yapacaksınız: Yanma tepkimelerine ilişkin varsayımlarda bulunacak, kanıt kartlarındaki verilerden örüntüler listeleyecek, enerji kaynaklarını açığa çıkardıkları enerji ve emisyon ayak izi bakımından karşılaştıracak, önermeler sunacak ve önermelerinizi bilimsel verilerle değerlendireceksiniz. Alkollerin yanmasıyla açığa çıkan ısıyı karşılaştırmak için grubunuzla bir deney planlayacak, planınızı azim ve kararlılıkla uygulayacak ve grup içinde uyumlu çalışacaksınız. Önermelerinizi değerlendirirken çevreye ve canlılara duyarlı, çevresel temizliği önemseyen bir bakış açısı geliştirecek, diğer grupların önermelerine eleştirel ama saygılı yaklaşacaksınız.</w:t>
       </w:r>
     </w:p>
-    <w:tbl>
-      <w:tblPr>
-        <w:tblW w:w="9000" w:type="dxa"/>
+    <w:p>
+      <w:pPr>
         <w:jc w:val="center"/>
-        <w:tblBorders>
-          <w:top w:val="single" w:sz="8" w:space="0" w:color="7F7F7F"/>
-          <w:left w:val="single" w:sz="8" w:space="0" w:color="7F7F7F"/>
-          <w:bottom w:val="single" w:sz="8" w:space="0" w:color="7F7F7F"/>
-          <w:right w:val="single" w:sz="8" w:space="0" w:color="7F7F7F"/>
-        </w:tblBorders>
-      </w:tblPr>
-      <w:tblGrid>
-        <w:gridCol w:w="9000"/>
-      </w:tblGrid>
-      <w:tr>
-        <w:tc>
-          <w:tcPr>
-            <w:tcW w:w="9000" w:type="dxa"/>
-            <w:shd w:val="clear" w:color="auto" w:fill="EDEDED"/>
-          </w:tcPr>
-          <w:p>
-            <w:pPr>
-              <w:jc w:val="both"/>
-              <w:rPr>
-                <w:rFonts w:ascii="Times New Roman" w:hAnsi="Times New Roman" w:cs="Times New Roman"/>
-                <w:lang w:val="tr-TR"/>
-              </w:rPr>
-            </w:pPr>
-            <w:r>
-              <w:rPr>
-                <w:rFonts w:ascii="Times New Roman" w:hAnsi="Times New Roman" w:cs="Times New Roman"/>
-                <w:lang w:val="tr-TR"/>
-              </w:rPr>
-              <w:t xml:space="preserve">GÖRSEL ALANI (Shutterstock)</w:t>
-            </w:r>
-          </w:p>
-          <w:p>
-            <w:pPr>
-              <w:jc w:val="both"/>
-              <w:rPr>
-                <w:rFonts w:ascii="Times New Roman" w:hAnsi="Times New Roman" w:cs="Times New Roman"/>
-                <w:lang w:val="tr-TR"/>
-              </w:rPr>
-            </w:pPr>
-            <w:r>
-              <w:rPr>
-                <w:rFonts w:ascii="Times New Roman" w:hAnsi="Times New Roman" w:cs="Times New Roman"/>
-                <w:lang w:val="tr-TR"/>
-              </w:rPr>
-              <w:t xml:space="preserve">Tarif: Kış mevsiminde bir şehir manzarası; bacalardan yükselen duman ve şehrin üzerinde gri bir kirlilik tabakası.</w:t>
-            </w:r>
-          </w:p>
-          <w:p>
-            <w:pPr>
-              <w:jc w:val="both"/>
-              <w:rPr>
-                <w:rFonts w:ascii="Times New Roman" w:hAnsi="Times New Roman" w:cs="Times New Roman"/>
-                <w:lang w:val="tr-TR"/>
-              </w:rPr>
-            </w:pPr>
-            <w:r>
-              <w:rPr>
-                <w:rFonts w:ascii="Times New Roman" w:hAnsi="Times New Roman" w:cs="Times New Roman"/>
-                <w:lang w:val="tr-TR"/>
-              </w:rPr>
-              <w:t xml:space="preserve">Shutter ID: 2739220279 (fotoğraf) — Smoking chimney releasing smoke</w:t>
-            </w:r>
-          </w:p>
-        </w:tc>
-      </w:tr>
-    </w:tbl>
+      </w:pPr>
+      <w:r>
+        <w:drawing>
+          <wp:inline xmlns:a="http://schemas.openxmlformats.org/drawingml/2006/main" xmlns:pic="http://schemas.openxmlformats.org/drawingml/2006/picture">
+            <wp:extent cx="3085714" cy="2520000"/>
+            <wp:docPr id="900016" name="Picture 900016"/>
+            <wp:cNvGraphicFramePr>
+              <a:graphicFrameLocks noChangeAspect="1"/>
+            </wp:cNvGraphicFramePr>
+            <a:graphic>
+              <a:graphicData uri="http://schemas.openxmlformats.org/drawingml/2006/picture">
+                <pic:pic>
+                  <pic:nvPicPr>
+                    <pic:cNvPr id="0" name="2739220279_d.jpg"/>
+                    <pic:cNvPicPr/>
+                  </pic:nvPicPr>
+                  <pic:blipFill>
+                    <a:blip r:embed="rId11"/>
+                    <a:stretch>
+                      <a:fillRect/>
+                    </a:stretch>
+                  </pic:blipFill>
+                  <pic:spPr>
+                    <a:xfrm>
+                      <a:off x="0" y="0"/>
+                      <a:ext cx="3085714" cy="2520000"/>
+                    </a:xfrm>
+                    <a:prstGeom prst="rect"/>
+                  </pic:spPr>
+                </pic:pic>
+              </a:graphicData>
+            </a:graphic>
+          </wp:inline>
+        </w:drawing>
+      </w:r>
+    </w:p>
     <w:p>
       <w:pPr>
-        <w:jc w:val="both"/>
-        <w:rPr>
-          <w:rFonts w:ascii="Times New Roman" w:hAnsi="Times New Roman" w:cs="Times New Roman"/>
-          <w:lang w:val="tr-TR"/>
-        </w:rPr>
-      </w:pPr>
-    </w:p>
-    <w:p>
-      <w:pPr>
         <w:jc w:val="center"/>
-        <w:rPr>
-          <w:rFonts w:ascii="Times New Roman" w:hAnsi="Times New Roman" w:cs="Times New Roman"/>
-          <w:lang w:val="tr-TR"/>
-        </w:rPr>
       </w:pPr>
       <w:r>
         <w:rPr>
           <w:rFonts w:ascii="Times New Roman" w:hAnsi="Times New Roman" w:cs="Times New Roman"/>
           <w:b/>
           <w:bCs/>
+          <w:highlight w:val="yellow"/>
+          <w:lang w:val="tr-TR"/>
+        </w:rPr>
+        <w:t xml:space="preserve">Shutter id: 2739220279</w:t>
+      </w:r>
+    </w:p>
+    <w:p>
+      <w:pPr>
+        <w:jc w:val="center"/>
+        <w:rPr>
+          <w:rFonts w:ascii="Times New Roman" w:hAnsi="Times New Roman" w:cs="Times New Roman"/>
+          <w:lang w:val="tr-TR"/>
+        </w:rPr>
+      </w:pPr>
+      <w:r>
+        <w:rPr>
+          <w:rFonts w:ascii="Times New Roman" w:hAnsi="Times New Roman" w:cs="Times New Roman"/>
+          <w:b/>
+          <w:bCs/>
           <w:lang w:val="tr-TR"/>
         </w:rPr>
         <w:t xml:space="preserve">Görsel A:</w:t>
@@ -144,85 +118,59 @@
         <w:t xml:space="preserve"> Kışın şehirde hava kirliliği</w:t>
       </w:r>
     </w:p>
-    <w:tbl>
-      <w:tblPr>
-        <w:tblW w:w="9000" w:type="dxa"/>
+    <w:p>
+      <w:pPr>
         <w:jc w:val="center"/>
-        <w:tblBorders>
-          <w:top w:val="single" w:sz="8" w:space="0" w:color="7F7F7F"/>
-          <w:left w:val="single" w:sz="8" w:space="0" w:color="7F7F7F"/>
-          <w:bottom w:val="single" w:sz="8" w:space="0" w:color="7F7F7F"/>
-          <w:right w:val="single" w:sz="8" w:space="0" w:color="7F7F7F"/>
-        </w:tblBorders>
-      </w:tblPr>
-      <w:tblGrid>
-        <w:gridCol w:w="9000"/>
-      </w:tblGrid>
-      <w:tr>
-        <w:tc>
-          <w:tcPr>
-            <w:tcW w:w="9000" w:type="dxa"/>
-            <w:shd w:val="clear" w:color="auto" w:fill="EDEDED"/>
-          </w:tcPr>
-          <w:p>
-            <w:pPr>
-              <w:jc w:val="both"/>
-              <w:rPr>
-                <w:rFonts w:ascii="Times New Roman" w:hAnsi="Times New Roman" w:cs="Times New Roman"/>
-                <w:lang w:val="tr-TR"/>
-              </w:rPr>
-            </w:pPr>
-            <w:r>
-              <w:rPr>
-                <w:rFonts w:ascii="Times New Roman" w:hAnsi="Times New Roman" w:cs="Times New Roman"/>
-                <w:lang w:val="tr-TR"/>
-              </w:rPr>
-              <w:t xml:space="preserve">GÖRSEL ALANI (Shutterstock)</w:t>
-            </w:r>
-          </w:p>
-          <w:p>
-            <w:pPr>
-              <w:jc w:val="both"/>
-              <w:rPr>
-                <w:rFonts w:ascii="Times New Roman" w:hAnsi="Times New Roman" w:cs="Times New Roman"/>
-                <w:lang w:val="tr-TR"/>
-              </w:rPr>
-            </w:pPr>
-            <w:r>
-              <w:rPr>
-                <w:rFonts w:ascii="Times New Roman" w:hAnsi="Times New Roman" w:cs="Times New Roman"/>
-                <w:lang w:val="tr-TR"/>
-              </w:rPr>
-              <w:t xml:space="preserve">Tarif: Yan yana üç küçük görsel: mavi alevle yanan doğal gaz ocağı, bir kova kömür, akaryakıt pompası tabancası (marka ve logo görünmesin).</w:t>
-            </w:r>
-          </w:p>
-          <w:p>
-            <w:pPr>
-              <w:jc w:val="both"/>
-              <w:rPr>
-                <w:rFonts w:ascii="Times New Roman" w:hAnsi="Times New Roman" w:cs="Times New Roman"/>
-                <w:lang w:val="tr-TR"/>
-              </w:rPr>
-            </w:pPr>
-            <w:r>
-              <w:rPr>
-                <w:rFonts w:ascii="Times New Roman" w:hAnsi="Times New Roman" w:cs="Times New Roman"/>
-                <w:lang w:val="tr-TR"/>
-              </w:rPr>
-              <w:t xml:space="preserve">Shutter ID: 1099246217 (fotoğraf) — Burning blue gas on a gas stove</w:t>
-            </w:r>
-          </w:p>
-        </w:tc>
-      </w:tr>
-    </w:tbl>
+      </w:pPr>
+      <w:r>
+        <w:drawing>
+          <wp:inline xmlns:a="http://schemas.openxmlformats.org/drawingml/2006/main" xmlns:pic="http://schemas.openxmlformats.org/drawingml/2006/picture">
+            <wp:extent cx="3439490" cy="2520000"/>
+            <wp:docPr id="900017" name="Picture 900017"/>
+            <wp:cNvGraphicFramePr>
+              <a:graphicFrameLocks noChangeAspect="1"/>
+            </wp:cNvGraphicFramePr>
+            <a:graphic>
+              <a:graphicData uri="http://schemas.openxmlformats.org/drawingml/2006/picture">
+                <pic:pic>
+                  <pic:nvPicPr>
+                    <pic:cNvPr id="0" name="1099246217_d.jpg"/>
+                    <pic:cNvPicPr/>
+                  </pic:nvPicPr>
+                  <pic:blipFill>
+                    <a:blip r:embed="rId12"/>
+                    <a:stretch>
+                      <a:fillRect/>
+                    </a:stretch>
+                  </pic:blipFill>
+                  <pic:spPr>
+                    <a:xfrm>
+                      <a:off x="0" y="0"/>
+                      <a:ext cx="3439490" cy="2520000"/>
+                    </a:xfrm>
+                    <a:prstGeom prst="rect"/>
+                  </pic:spPr>
+                </pic:pic>
+              </a:graphicData>
+            </a:graphic>
+          </wp:inline>
+        </w:drawing>
+      </w:r>
+    </w:p>
     <w:p>
       <w:pPr>
-        <w:jc w:val="both"/>
-        <w:rPr>
-          <w:rFonts w:ascii="Times New Roman" w:hAnsi="Times New Roman" w:cs="Times New Roman"/>
-          <w:lang w:val="tr-TR"/>
-        </w:rPr>
-      </w:pPr>
+        <w:jc w:val="center"/>
+      </w:pPr>
+      <w:r>
+        <w:rPr>
+          <w:rFonts w:ascii="Times New Roman" w:hAnsi="Times New Roman" w:cs="Times New Roman"/>
+          <w:b/>
+          <w:bCs/>
+          <w:highlight w:val="yellow"/>
+          <w:lang w:val="tr-TR"/>
+        </w:rPr>
+        <w:t xml:space="preserve">Shutter id: 1099246217</w:t>
+      </w:r>
     </w:p>
     <w:p>
       <w:pPr>

--- a/Kim12-2-12-Karbon-Temelli-Enerji-Kaynaklari.docx
+++ b/Kim12-2-12-Karbon-Temelli-Enerji-Kaynaklari.docx
@@ -39,164 +39,195 @@
         <w:t xml:space="preserve">Soğuk kış günlerinde bazı şehirlerimizin üzerinde gri bir hava tabakası oluşur ve hava kirliliği uyarıları yapılır (Görsel A). Aynı günlerde doğal gazla ısınan mahallelerde hava daha temizdir. Arabalarımızın deposuna benzin ya da motorin, ocaklarımıza doğal gaz ya da tüp gaz, bazı sobalara kömür koyarız (Görsel B). Bu yakıtların hepsi yanarken enerji açığa çıkarır; ancak çevreye etkileri birbirinden farklıdır. Peki kömür, petrol ürünleri, doğal gaz ve alkoller yandığında hangi ürünler oluşur? Aynı miktarda enerji elde etmek için hangi yakıt havaya daha az karbon dioksit verir? Bir yakıtın kimyasal yapısı açığa çıkardığı enerjiyi ve çevreye etkisini nasıl belirler? Bu soruların cevabını bir etkinlik yaparak keşfediniz. Analiz ve Keşif Atölyesi 2.12.’de çıkarım yapacaksınız: Yanma tepkimelerine ilişkin varsayımlarda bulunacak, kanıt kartlarındaki verilerden örüntüler listeleyecek, enerji kaynaklarını açığa çıkardıkları enerji ve emisyon ayak izi bakımından karşılaştıracak, önermeler sunacak ve önermelerinizi bilimsel verilerle değerlendireceksiniz. Alkollerin yanmasıyla açığa çıkan ısıyı karşılaştırmak için grubunuzla bir deney planlayacak, planınızı azim ve kararlılıkla uygulayacak ve grup içinde uyumlu çalışacaksınız. Önermelerinizi değerlendirirken çevreye ve canlılara duyarlı, çevresel temizliği önemseyen bir bakış açısı geliştirecek, diğer grupların önermelerine eleştirel ama saygılı yaklaşacaksınız.</w:t>
       </w:r>
     </w:p>
-    <w:p>
-      <w:pPr>
+    <w:tbl>
+      <w:tblPr>
+        <w:tblW w:w="9000" w:type="dxa"/>
         <w:jc w:val="center"/>
-      </w:pPr>
-      <w:r>
-        <w:drawing>
-          <wp:inline xmlns:a="http://schemas.openxmlformats.org/drawingml/2006/main" xmlns:pic="http://schemas.openxmlformats.org/drawingml/2006/picture">
-            <wp:extent cx="3085714" cy="2520000"/>
-            <wp:docPr id="900016" name="Picture 900016"/>
-            <wp:cNvGraphicFramePr>
-              <a:graphicFrameLocks noChangeAspect="1"/>
-            </wp:cNvGraphicFramePr>
-            <a:graphic>
-              <a:graphicData uri="http://schemas.openxmlformats.org/drawingml/2006/picture">
-                <pic:pic>
-                  <pic:nvPicPr>
-                    <pic:cNvPr id="0" name="2739220279_d.jpg"/>
-                    <pic:cNvPicPr/>
-                  </pic:nvPicPr>
-                  <pic:blipFill>
-                    <a:blip r:embed="rId11"/>
-                    <a:stretch>
-                      <a:fillRect/>
-                    </a:stretch>
-                  </pic:blipFill>
-                  <pic:spPr>
-                    <a:xfrm>
-                      <a:off x="0" y="0"/>
-                      <a:ext cx="3085714" cy="2520000"/>
-                    </a:xfrm>
-                    <a:prstGeom prst="rect"/>
-                  </pic:spPr>
-                </pic:pic>
-              </a:graphicData>
-            </a:graphic>
-          </wp:inline>
-        </w:drawing>
-      </w:r>
-    </w:p>
-    <w:p>
-      <w:pPr>
-        <w:jc w:val="center"/>
-      </w:pPr>
-      <w:r>
-        <w:rPr>
-          <w:rFonts w:ascii="Times New Roman" w:hAnsi="Times New Roman" w:cs="Times New Roman"/>
-          <w:b/>
-          <w:bCs/>
-          <w:highlight w:val="yellow"/>
-          <w:lang w:val="tr-TR"/>
-        </w:rPr>
-        <w:t xml:space="preserve">Shutter id: 2739220279</w:t>
-      </w:r>
-    </w:p>
-    <w:p>
-      <w:pPr>
-        <w:jc w:val="center"/>
-        <w:rPr>
-          <w:rFonts w:ascii="Times New Roman" w:hAnsi="Times New Roman" w:cs="Times New Roman"/>
-          <w:lang w:val="tr-TR"/>
-        </w:rPr>
-      </w:pPr>
-      <w:r>
-        <w:rPr>
-          <w:rFonts w:ascii="Times New Roman" w:hAnsi="Times New Roman" w:cs="Times New Roman"/>
-          <w:b/>
-          <w:bCs/>
-          <w:lang w:val="tr-TR"/>
-        </w:rPr>
-        <w:t xml:space="preserve">Görsel A:</w:t>
-      </w:r>
-      <w:r>
-        <w:rPr>
-          <w:rFonts w:ascii="Times New Roman" w:hAnsi="Times New Roman" w:cs="Times New Roman"/>
-          <w:lang w:val="tr-TR"/>
-        </w:rPr>
-        <w:t xml:space="preserve"> Kışın şehirde hava kirliliği</w:t>
-      </w:r>
-    </w:p>
-    <w:p>
-      <w:pPr>
-        <w:jc w:val="center"/>
-      </w:pPr>
-      <w:r>
-        <w:drawing>
-          <wp:inline xmlns:a="http://schemas.openxmlformats.org/drawingml/2006/main" xmlns:pic="http://schemas.openxmlformats.org/drawingml/2006/picture">
-            <wp:extent cx="3439490" cy="2520000"/>
-            <wp:docPr id="900017" name="Picture 900017"/>
-            <wp:cNvGraphicFramePr>
-              <a:graphicFrameLocks noChangeAspect="1"/>
-            </wp:cNvGraphicFramePr>
-            <a:graphic>
-              <a:graphicData uri="http://schemas.openxmlformats.org/drawingml/2006/picture">
-                <pic:pic>
-                  <pic:nvPicPr>
-                    <pic:cNvPr id="0" name="1099246217_d.jpg"/>
-                    <pic:cNvPicPr/>
-                  </pic:nvPicPr>
-                  <pic:blipFill>
-                    <a:blip r:embed="rId12"/>
-                    <a:stretch>
-                      <a:fillRect/>
-                    </a:stretch>
-                  </pic:blipFill>
-                  <pic:spPr>
-                    <a:xfrm>
-                      <a:off x="0" y="0"/>
-                      <a:ext cx="3439490" cy="2520000"/>
-                    </a:xfrm>
-                    <a:prstGeom prst="rect"/>
-                  </pic:spPr>
-                </pic:pic>
-              </a:graphicData>
-            </a:graphic>
-          </wp:inline>
-        </w:drawing>
-      </w:r>
-    </w:p>
-    <w:p>
-      <w:pPr>
-        <w:jc w:val="center"/>
-      </w:pPr>
-      <w:r>
-        <w:rPr>
-          <w:rFonts w:ascii="Times New Roman" w:hAnsi="Times New Roman" w:cs="Times New Roman"/>
-          <w:b/>
-          <w:bCs/>
-          <w:highlight w:val="yellow"/>
-          <w:lang w:val="tr-TR"/>
-        </w:rPr>
-        <w:t xml:space="preserve">Shutter id: 1099246217</w:t>
-      </w:r>
-    </w:p>
-    <w:p>
-      <w:pPr>
-        <w:jc w:val="center"/>
-        <w:rPr>
-          <w:rFonts w:ascii="Times New Roman" w:hAnsi="Times New Roman" w:cs="Times New Roman"/>
-          <w:lang w:val="tr-TR"/>
-        </w:rPr>
-      </w:pPr>
-      <w:r>
-        <w:rPr>
-          <w:rFonts w:ascii="Times New Roman" w:hAnsi="Times New Roman" w:cs="Times New Roman"/>
-          <w:b/>
-          <w:bCs/>
-          <w:lang w:val="tr-TR"/>
-        </w:rPr>
-        <w:t xml:space="preserve">Görsel B:</w:t>
-      </w:r>
-      <w:r>
-        <w:rPr>
-          <w:rFonts w:ascii="Times New Roman" w:hAnsi="Times New Roman" w:cs="Times New Roman"/>
-          <w:lang w:val="tr-TR"/>
-        </w:rPr>
-        <w:t xml:space="preserve"> Farklı yakıtlar</w:t>
-      </w:r>
-    </w:p>
+        <w:tblBorders>
+          <w:top w:val="nil"/>
+          <w:left w:val="nil"/>
+          <w:bottom w:val="nil"/>
+          <w:right w:val="nil"/>
+          <w:insideH w:val="nil"/>
+          <w:insideV w:val="nil"/>
+        </w:tblBorders>
+        <w:tblLayout w:type="fixed"/>
+      </w:tblPr>
+      <w:tblGrid>
+        <w:gridCol w:w="4500"/>
+        <w:gridCol w:w="4500"/>
+      </w:tblGrid>
+      <w:tr>
+        <w:tc>
+          <w:tcPr>
+            <w:tcW w:w="4500" w:type="dxa"/>
+          </w:tcPr>
+          <w:p>
+            <w:pPr>
+              <w:jc w:val="center"/>
+            </w:pPr>
+            <w:r>
+              <w:drawing>
+                <wp:inline xmlns:a="http://schemas.openxmlformats.org/drawingml/2006/main" xmlns:pic="http://schemas.openxmlformats.org/drawingml/2006/picture">
+                  <wp:extent cx="2424489" cy="1979999"/>
+                  <wp:docPr id="900016" name="Picture 900016"/>
+                  <wp:cNvGraphicFramePr>
+                    <a:graphicFrameLocks noChangeAspect="1"/>
+                  </wp:cNvGraphicFramePr>
+                  <a:graphic>
+                    <a:graphicData uri="http://schemas.openxmlformats.org/drawingml/2006/picture">
+                      <pic:pic>
+                        <pic:nvPicPr>
+                          <pic:cNvPr id="0" name="2739220279_d.jpg"/>
+                          <pic:cNvPicPr/>
+                        </pic:nvPicPr>
+                        <pic:blipFill>
+                          <a:blip r:embed="rId11"/>
+                          <a:stretch>
+                            <a:fillRect/>
+                          </a:stretch>
+                        </pic:blipFill>
+                        <pic:spPr>
+                          <a:xfrm>
+                            <a:off x="0" y="0"/>
+                            <a:ext cx="2424489" cy="1979999"/>
+                          </a:xfrm>
+                          <a:prstGeom prst="rect"/>
+                        </pic:spPr>
+                      </pic:pic>
+                    </a:graphicData>
+                  </a:graphic>
+                </wp:inline>
+              </w:drawing>
+            </w:r>
+          </w:p>
+          <w:p>
+            <w:pPr>
+              <w:jc w:val="center"/>
+            </w:pPr>
+            <w:r>
+              <w:rPr>
+                <w:rFonts w:ascii="Times New Roman" w:hAnsi="Times New Roman" w:cs="Times New Roman"/>
+                <w:b/>
+                <w:bCs/>
+                <w:highlight w:val="yellow"/>
+                <w:lang w:val="tr-TR"/>
+              </w:rPr>
+              <w:t xml:space="preserve">Shutter id: 2739220279</w:t>
+            </w:r>
+          </w:p>
+          <w:p>
+            <w:pPr>
+              <w:jc w:val="center"/>
+              <w:rPr>
+                <w:rFonts w:ascii="Times New Roman" w:hAnsi="Times New Roman" w:cs="Times New Roman"/>
+                <w:lang w:val="tr-TR"/>
+              </w:rPr>
+            </w:pPr>
+            <w:r>
+              <w:rPr>
+                <w:rFonts w:ascii="Times New Roman" w:hAnsi="Times New Roman" w:cs="Times New Roman"/>
+                <w:b/>
+                <w:bCs/>
+                <w:lang w:val="tr-TR"/>
+              </w:rPr>
+              <w:t xml:space="preserve">Görsel A:</w:t>
+            </w:r>
+            <w:r>
+              <w:rPr>
+                <w:rFonts w:ascii="Times New Roman" w:hAnsi="Times New Roman" w:cs="Times New Roman"/>
+                <w:lang w:val="tr-TR"/>
+              </w:rPr>
+              <w:t xml:space="preserve"> Kışın şehirde hava kirliliği</w:t>
+            </w:r>
+          </w:p>
+        </w:tc>
+        <w:tc>
+          <w:tcPr>
+            <w:tcW w:w="4500" w:type="dxa"/>
+          </w:tcPr>
+          <w:p>
+            <w:pPr>
+              <w:jc w:val="center"/>
+            </w:pPr>
+            <w:r>
+              <w:drawing>
+                <wp:inline xmlns:a="http://schemas.openxmlformats.org/drawingml/2006/main" xmlns:pic="http://schemas.openxmlformats.org/drawingml/2006/picture">
+                  <wp:extent cx="2628000" cy="1925448"/>
+                  <wp:docPr id="900017" name="Picture 900017"/>
+                  <wp:cNvGraphicFramePr>
+                    <a:graphicFrameLocks noChangeAspect="1"/>
+                  </wp:cNvGraphicFramePr>
+                  <a:graphic>
+                    <a:graphicData uri="http://schemas.openxmlformats.org/drawingml/2006/picture">
+                      <pic:pic>
+                        <pic:nvPicPr>
+                          <pic:cNvPr id="0" name="1099246217_d.jpg"/>
+                          <pic:cNvPicPr/>
+                        </pic:nvPicPr>
+                        <pic:blipFill>
+                          <a:blip r:embed="rId12"/>
+                          <a:stretch>
+                            <a:fillRect/>
+                          </a:stretch>
+                        </pic:blipFill>
+                        <pic:spPr>
+                          <a:xfrm>
+                            <a:off x="0" y="0"/>
+                            <a:ext cx="2628000" cy="1925448"/>
+                          </a:xfrm>
+                          <a:prstGeom prst="rect"/>
+                        </pic:spPr>
+                      </pic:pic>
+                    </a:graphicData>
+                  </a:graphic>
+                </wp:inline>
+              </w:drawing>
+            </w:r>
+          </w:p>
+          <w:p>
+            <w:pPr>
+              <w:jc w:val="center"/>
+            </w:pPr>
+            <w:r>
+              <w:rPr>
+                <w:rFonts w:ascii="Times New Roman" w:hAnsi="Times New Roman" w:cs="Times New Roman"/>
+                <w:b/>
+                <w:bCs/>
+                <w:highlight w:val="yellow"/>
+                <w:lang w:val="tr-TR"/>
+              </w:rPr>
+              <w:t xml:space="preserve">Shutter id: 1099246217</w:t>
+            </w:r>
+          </w:p>
+          <w:p>
+            <w:pPr>
+              <w:jc w:val="center"/>
+              <w:rPr>
+                <w:rFonts w:ascii="Times New Roman" w:hAnsi="Times New Roman" w:cs="Times New Roman"/>
+                <w:lang w:val="tr-TR"/>
+              </w:rPr>
+            </w:pPr>
+            <w:r>
+              <w:rPr>
+                <w:rFonts w:ascii="Times New Roman" w:hAnsi="Times New Roman" w:cs="Times New Roman"/>
+                <w:b/>
+                <w:bCs/>
+                <w:lang w:val="tr-TR"/>
+              </w:rPr>
+              <w:t xml:space="preserve">Görsel B:</w:t>
+            </w:r>
+            <w:r>
+              <w:rPr>
+                <w:rFonts w:ascii="Times New Roman" w:hAnsi="Times New Roman" w:cs="Times New Roman"/>
+                <w:lang w:val="tr-TR"/>
+              </w:rPr>
+              <w:t xml:space="preserve"> Farklı yakıtlar</w:t>
+            </w:r>
+          </w:p>
+        </w:tc>
+      </w:tr>
+    </w:tbl>
     <w:p>
       <w:pPr>
         <w:keepNext/>
